--- a/Model_Pseudocode_Reference.docx
+++ b/Model_Pseudocode_Reference.docx
@@ -342,6 +342,11 @@
         <w:t>All column sums of A &lt; 1  =&gt;  viable economy</w:t>
       </w:r>
     </w:p>
+    <w:p>
+      <w:r>
+        <w:t>Column sums (recalibrated 2026-04): 0 | 0.20 | 0.62 | 0.39 | 0.506 | 0.182 | 0.321 | 0.225  — all &lt; 1  ✓</w:t>
+      </w:r>
+    </w:p>
     <w:p/>
     <w:p>
       <w:pPr>
@@ -410,13 +415,12 @@
           <w:b/>
           <w:sz w:val="21"/>
         </w:rPr>
-        <w:t xml:space="preserve">Global supply-chain estimates  IEA / ICIS:  </w:t>
+        <w:t>Global supply-chain estimates  IEA / ICIS:  For upstream stages (Oil-&gt;Chemicals-&gt;PTA-&gt;PET) where UK domestic IO coefficients are near-zero (&gt;95% imported). Recalibrated 2026-04 with ICIS cost-structure data: A[0,1]=0.20 (IEA naphtha feedstock); A[1,2]=0.62 (ICIS: p-Xylene 62% of PTA cash cost; prev. 0.30); A[2,3]=0.35 (ICIS: PTA ~55% of PET cost); A[0,3]=0.04 (IEA: polymerisation energy); A[3,4]=0.45 (ICIS/CIRFS: polyester fibre ~55% of fabric cost; prev. 0.20).</w:t>
       </w:r>
       <w:r>
         <w:rPr>
           <w:sz w:val="21"/>
         </w:rPr>
-        <w:t>For upstream stages (Oil-&gt;Chemicals-&gt;PTA-&gt;PET) where UK domestic IO coefficients are near-zero (&gt;95% imported)</w:t>
       </w:r>
     </w:p>
     <w:p>
@@ -1574,7 +1578,6 @@
           <w:color w:val="1A1A2E"/>
           <w:sz w:val="18"/>
         </w:rPr>
-        <w:t>ELSE:</w:t>
       </w:r>
     </w:p>
     <w:p>
@@ -2542,7 +2545,7 @@
           <w:color w:val="1A1A2E"/>
           <w:sz w:val="18"/>
         </w:rPr>
-        <w:t>IF price_signal &gt; 1.1:  safety_stock &lt;- min(safety_stock x 1.05,  cap x 20)</w:t>
+        <w:t>IF price_signal &gt; 1.1:  safety_stock &lt;- min(safety_stock x 1.02,  cap x 4)   // tighter cap prevents panic-buying spiral (prev. 1.05 / 20)</w:t>
       </w:r>
     </w:p>
     <w:p>
@@ -2584,7 +2587,7 @@
           <w:color w:val="1A1A2E"/>
           <w:sz w:val="18"/>
         </w:rPr>
-        <w:t>target &lt;- forecast + safety_stock</w:t>
+        <w:t>// Sterman (1989) anchored-order formula — theta=4 weeks adjustment time</w:t>
       </w:r>
     </w:p>
     <w:p>
@@ -2598,7 +2601,7 @@
           <w:color w:val="1A1A2E"/>
           <w:sz w:val="18"/>
         </w:rPr>
-        <w:t>order  &lt;- max(0,  target - inventory - pipeline_total)   // order-up-to policy</w:t>
+        <w:t>order  &lt;- max(0,  forecast + (safety_stock - inventory) / 4.0)          // Sterman (1989) theta=4; bounds bullwhip even when inventory=0</w:t>
       </w:r>
     </w:p>
     <w:p>
@@ -2653,7 +2656,7 @@
           <w:color w:val="1A1A2E"/>
           <w:sz w:val="18"/>
         </w:rPr>
-        <w:t>IF disrupted:</w:t>
+        <w:t>// Clean production model: disrupted capacity set once in apply_disruption()</w:t>
       </w:r>
     </w:p>
     <w:p>
@@ -2667,7 +2670,7 @@
           <w:color w:val="1A1A2E"/>
           <w:sz w:val="18"/>
         </w:rPr>
-        <w:t>effective_cap &lt;- capacity x 0.05   // emergency: 5% output only</w:t>
+        <w:t>effective_cap &lt;- capacity   // capacity already reduced by apply_disruption(); no additional penalty</w:t>
       </w:r>
     </w:p>
     <w:p>
@@ -2709,7 +2712,7 @@
           <w:color w:val="1A1A2E"/>
           <w:sz w:val="18"/>
         </w:rPr>
-        <w:t>RETURN min(effective_cap, inputs_available)</w:t>
+        <w:t>RETURN effective_cap</w:t>
       </w:r>
     </w:p>
     <w:p>
@@ -3248,7 +3251,7 @@
           <w:color w:val="1A1A2E"/>
           <w:sz w:val="18"/>
         </w:rPr>
-        <w:t>total_cap &lt;- sum(agent.capacity for agent in agents[s])</w:t>
+        <w:t>total_cap &lt;- sum(agent.base_capacity for agent in agents[s])   // base (not disrupted) capacity for demand assignment</w:t>
       </w:r>
     </w:p>
     <w:p>
@@ -3276,7 +3279,7 @@
           <w:color w:val="1A1A2E"/>
           <w:sz w:val="18"/>
         </w:rPr>
-        <w:t>ag_demand &lt;- downstream_demand x (agent.capacity / total_cap)</w:t>
+        <w:t>ag_demand &lt;- downstream_demand x (agent.base_capacity / total_cap)   // proportional share based on base_capacity — records shortages correctly</w:t>
       </w:r>
     </w:p>
     <w:p>
@@ -3290,7 +3293,9 @@
           <w:color w:val="1A1A2E"/>
           <w:sz w:val="18"/>
         </w:rPr>
-        <w:t>produced  &lt;- agent.produce(agent.inventory)</w:t>
+        <w:t>agent.backlog  &lt;- 0                   // lost-sales: clear backlog each period</w:t>
+        <w:br/>
+        <w:t>produced       &lt;- agent.produce()     // clean production = effective_cap</w:t>
       </w:r>
     </w:p>
     <w:p>
@@ -3374,7 +3379,9 @@
           <w:color w:val="1A1A2E"/>
           <w:sz w:val="18"/>
         </w:rPr>
-        <w:t>agent.pipeline.append(order)</w:t>
+        <w:t>agent.pipeline.pop(0)                 // rolling FIFO — discard oldest slot</w:t>
+        <w:br/>
+        <w:t>agent.pipeline.append(order)          // no receive_delivery(); prevents pipeline suppression</w:t>
       </w:r>
     </w:p>
     <w:p>
@@ -3388,7 +3395,6 @@
           <w:color w:val="1A1A2E"/>
           <w:sz w:val="18"/>
         </w:rPr>
-        <w:t>IF len(pipeline) &gt;= lead_time:              // deliver after lag</w:t>
       </w:r>
     </w:p>
     <w:p>
@@ -3402,7 +3408,6 @@
           <w:color w:val="1A1A2E"/>
           <w:sz w:val="18"/>
         </w:rPr>
-        <w:t>agent.receive_delivery(pipeline[0] x 0.90)   // 90% fill rate</w:t>
       </w:r>
     </w:p>
     <w:p>
@@ -7143,6 +7148,308 @@
         <w:t>-- End of Pseudocode Reference Document --</w:t>
       </w:r>
     </w:p>
+    <w:p>
+      <w:r/>
+    </w:p>
+    <w:p>
+      <w:r>
+        <w:t>7.3  Bidirectional Coupled Simulation  (run_coupled)</w:t>
+      </w:r>
+    </w:p>
+    <w:p>
+      <w:r>
+        <w:t>FUNCTION run_coupled(scenario_key, T, start_month, seasonality):</w:t>
+      </w:r>
+    </w:p>
+    <w:p>
+      <w:r>
+        <w:t xml:space="preserve">  scenario  &lt;- ALL_SCENARIOS[scenario_key]</w:t>
+      </w:r>
+    </w:p>
+    <w:p>
+      <w:r>
+        <w:t xml:space="preserve">  price_ts  &lt;- zeros(T, N)          // CGE equilibrium prices per period</w:t>
+      </w:r>
+    </w:p>
+    <w:p>
+      <w:r>
+        <w:t xml:space="preserve">  sf_ts     &lt;- ones(T, N)           // ABM supply fractions per period</w:t>
+      </w:r>
+    </w:p>
+    <w:p>
+      <w:r/>
+    </w:p>
+    <w:p>
+      <w:r>
+        <w:t xml:space="preserve">  // Per-period coupling: ABM -&gt; IO -&gt; CGE, iterated over T weeks</w:t>
+      </w:r>
+    </w:p>
+    <w:p>
+      <w:r>
+        <w:t xml:space="preserve">  FOR t = 1 TO T:</w:t>
+      </w:r>
+    </w:p>
+    <w:p>
+      <w:r>
+        <w:t xml:space="preserve">    sf_t         &lt;- abm.step_period(t, price_ts[t-1])   // sf in [0,1] per sector</w:t>
+      </w:r>
+    </w:p>
+    <w:p>
+      <w:r>
+        <w:t xml:space="preserve">    sf_ts[t]     &lt;- sf_t</w:t>
+      </w:r>
+    </w:p>
+    <w:p>
+      <w:r>
+        <w:t xml:space="preserve">    io_result_t  &lt;- io.io_step(t, sf_t)                  // Leontief step</w:t>
+      </w:r>
+    </w:p>
+    <w:p>
+      <w:r>
+        <w:t xml:space="preserve">    cge_result_t &lt;- cge.equilibrium(sf_t, final_demand_base)  // Armington CGE</w:t>
+      </w:r>
+    </w:p>
+    <w:p>
+      <w:r>
+        <w:t xml:space="preserve">    price_ts[t]  &lt;- cge_result_t.prices</w:t>
+      </w:r>
+    </w:p>
+    <w:p>
+      <w:r/>
+    </w:p>
+    <w:p>
+      <w:r>
+        <w:t xml:space="preserve">  // Welfare uses AVERAGE price over all T periods</w:t>
+      </w:r>
+    </w:p>
+    <w:p>
+      <w:r>
+        <w:t xml:space="preserve">  // (captures shocks that recover before simulation end — avoids snapshot bias)</w:t>
+      </w:r>
+    </w:p>
+    <w:p>
+      <w:r>
+        <w:t xml:space="preserve">  avg_prices  &lt;- mean(price_ts, axis=0)</w:t>
+      </w:r>
+    </w:p>
+    <w:p>
+      <w:r>
+        <w:t xml:space="preserve">  welfare_gbp &lt;- -(Q0_GBP x (avg_prices - 1)).sum()</w:t>
+      </w:r>
+    </w:p>
+    <w:p>
+      <w:r/>
+    </w:p>
+    <w:p>
+      <w:r>
+        <w:t xml:space="preserve">  RETURN {</w:t>
+      </w:r>
+    </w:p>
+    <w:p>
+      <w:r>
+        <w:t xml:space="preserve">    io_output:   io_result.output,      // (T x N) gross output</w:t>
+      </w:r>
+    </w:p>
+    <w:p>
+      <w:r>
+        <w:t xml:space="preserve">    price_ts:    price_ts,               // (T x N) CGE price path</w:t>
+      </w:r>
+    </w:p>
+    <w:p>
+      <w:r>
+        <w:t xml:space="preserve">    sf_ts:       sf_ts,                  // (T x N) supply fraction path</w:t>
+      </w:r>
+    </w:p>
+    <w:p>
+      <w:r>
+        <w:t xml:space="preserve">    avg_prices:  avg_prices,             // (N,) time-averaged prices</w:t>
+      </w:r>
+    </w:p>
+    <w:p>
+      <w:r>
+        <w:t xml:space="preserve">    welfare_gbp: welfare_gbp,            // scalar — avg compensating variation</w:t>
+      </w:r>
+    </w:p>
+    <w:p>
+      <w:r>
+        <w:t xml:space="preserve">    abm_orders:  abm_result.orders,</w:t>
+      </w:r>
+    </w:p>
+    <w:p>
+      <w:r>
+        <w:t xml:space="preserve">    bullwhip_ratio, service_level, recovery_time</w:t>
+      </w:r>
+    </w:p>
+    <w:p>
+      <w:r>
+        <w:t xml:space="preserve">  }</w:t>
+      </w:r>
+    </w:p>
+    <w:p>
+      <w:r/>
+    </w:p>
+    <w:p>
+      <w:r>
+        <w:t>7.4  Gauss-Seidel Coupled Simulation  (run_coupled_gs)</w:t>
+      </w:r>
+    </w:p>
+    <w:p>
+      <w:r>
+        <w:t>FUNCTION run_coupled_gs(scenario_key, T, lambda_A, max_inner):</w:t>
+      </w:r>
+    </w:p>
+    <w:p>
+      <w:r>
+        <w:t xml:space="preserve">  scenario  &lt;- ALL_SCENARIOS[scenario_key]</w:t>
+      </w:r>
+    </w:p>
+    <w:p>
+      <w:r>
+        <w:t xml:space="preserve">  A_t       &lt;- A_BASE.copy()            // evolves endogenously</w:t>
+      </w:r>
+    </w:p>
+    <w:p>
+      <w:r>
+        <w:t xml:space="preserve">  price_ts  &lt;- zeros(T, N)</w:t>
+      </w:r>
+    </w:p>
+    <w:p>
+      <w:r>
+        <w:t xml:space="preserve">  gs_iters  &lt;- []</w:t>
+      </w:r>
+    </w:p>
+    <w:p>
+      <w:r/>
+    </w:p>
+    <w:p>
+      <w:r>
+        <w:t xml:space="preserve">  FOR t = 1 TO T:</w:t>
+      </w:r>
+    </w:p>
+    <w:p>
+      <w:r>
+        <w:t xml:space="preserve">    price_prev &lt;- price_ts[t-1]</w:t>
+      </w:r>
+    </w:p>
+    <w:p>
+      <w:r>
+        <w:t xml:space="preserve">    // Inner Gauss-Seidel loop — within-period convergence</w:t>
+      </w:r>
+    </w:p>
+    <w:p>
+      <w:r>
+        <w:t xml:space="preserve">    FOR k = 1 TO max_inner:</w:t>
+      </w:r>
+    </w:p>
+    <w:p>
+      <w:r>
+        <w:t xml:space="preserve">      sf_t      &lt;- abm.step_period(t, price_prev)</w:t>
+      </w:r>
+    </w:p>
+    <w:p>
+      <w:r>
+        <w:t xml:space="preserve">      io_step_t &lt;- io.io_step_with_A(t, sf_t, A_t)</w:t>
+      </w:r>
+    </w:p>
+    <w:p>
+      <w:r>
+        <w:t xml:space="preserve">      cge_res   &lt;- cge.equilibrium(sf_t, final_demand_base)</w:t>
+      </w:r>
+    </w:p>
+    <w:p>
+      <w:r>
+        <w:t xml:space="preserve">      price_new &lt;- cge_res.prices</w:t>
+      </w:r>
+    </w:p>
+    <w:p>
+      <w:r>
+        <w:t xml:space="preserve">      IF ||price_new - price_prev|| &lt; 1e-4:  BREAK</w:t>
+      </w:r>
+    </w:p>
+    <w:p>
+      <w:r>
+        <w:t xml:space="preserve">      price_prev &lt;- price_new</w:t>
+      </w:r>
+    </w:p>
+    <w:p>
+      <w:r>
+        <w:t xml:space="preserve">    gs_iters.append(k)</w:t>
+      </w:r>
+    </w:p>
+    <w:p>
+      <w:r>
+        <w:t xml:space="preserve">    price_ts[t] &lt;- price_new</w:t>
+      </w:r>
+    </w:p>
+    <w:p>
+      <w:r/>
+    </w:p>
+    <w:p>
+      <w:r>
+        <w:t xml:space="preserve">    // Update A matrix via relaxation (endogenous structural change)</w:t>
+      </w:r>
+    </w:p>
+    <w:p>
+      <w:r>
+        <w:t xml:space="preserve">    A_target &lt;- compute_target_A(sf_t, io_step_t)</w:t>
+      </w:r>
+    </w:p>
+    <w:p>
+      <w:r>
+        <w:t xml:space="preserve">    A_t      &lt;- A_t + lambda_A x (A_target - A_t)   // lambda_A default 0.08</w:t>
+      </w:r>
+    </w:p>
+    <w:p>
+      <w:r/>
+    </w:p>
+    <w:p>
+      <w:r>
+        <w:t xml:space="preserve">  // Welfare from average price (same bias-correction as run_coupled)</w:t>
+      </w:r>
+    </w:p>
+    <w:p>
+      <w:r>
+        <w:t xml:space="preserve">  avg_prices_gs &lt;- mean(price_ts, axis=0)</w:t>
+      </w:r>
+    </w:p>
+    <w:p>
+      <w:r>
+        <w:t xml:space="preserve">  welfare_gbp   &lt;- -(Q0_GBP x (avg_prices_gs - 1)).sum()</w:t>
+      </w:r>
+    </w:p>
+    <w:p>
+      <w:r>
+        <w:t xml:space="preserve">  A_drift       &lt;- ||A_t - A_BASE|| / ||A_BASE||     // fractional structural drift</w:t>
+      </w:r>
+    </w:p>
+    <w:p>
+      <w:r/>
+    </w:p>
+    <w:p>
+      <w:r>
+        <w:t xml:space="preserve">  RETURN {</w:t>
+      </w:r>
+    </w:p>
+    <w:p>
+      <w:r>
+        <w:t xml:space="preserve">    welfare_gbp, price_ts, sf_ts, avg_prices_gs,</w:t>
+      </w:r>
+    </w:p>
+    <w:p>
+      <w:r>
+        <w:t xml:space="preserve">    A_final: A_t, A_drift,</w:t>
+      </w:r>
+    </w:p>
+    <w:p>
+      <w:r>
+        <w:t xml:space="preserve">    gs_iters: gs_iters,  gs_mean: mean(gs_iters),  gs_max: max(gs_iters)</w:t>
+      </w:r>
+    </w:p>
+    <w:p>
+      <w:r>
+        <w:t xml:space="preserve">  }</w:t>
+      </w:r>
+    </w:p>
     <w:sectPr>
       <w:pgSz w:w="12240" w:h="15840"/>
       <w:pgMar w:top="1417" w:right="1417" w:bottom="1417" w:left="1701" w:header="720" w:footer="720" w:gutter="0"/>

--- a/Model_Pseudocode_Reference.docx
+++ b/Model_Pseudocode_Reference.docx
@@ -7145,6 +7145,477 @@
           <w:i/>
           <w:color w:val="94A3B8"/>
         </w:rPr>
+      </w:r>
+    </w:p>
+    <w:p>
+      <w:r/>
+    </w:p>
+    <w:p>
+      <w:r>
+        <w:t>7.5  Per-Sector Firm Configuration  (rebuild_abm)</w:t>
+      </w:r>
+    </w:p>
+    <w:p>
+      <w:r>
+        <w:t>FUNCTION rebuild_abm(agents_per_sector):</w:t>
+      </w:r>
+    </w:p>
+    <w:p>
+      <w:r>
+        <w:t xml:space="preserve">  // agents_per_sector: int (all stages) or list[int] (one per stage)</w:t>
+      </w:r>
+    </w:p>
+    <w:p>
+      <w:r>
+        <w:t xml:space="preserve">  // Maximum values: [6, 6, 5, 5, 5, 11, 2, 1]</w:t>
+      </w:r>
+    </w:p>
+    <w:p>
+      <w:r>
+        <w:t xml:space="preserve">  //   (Oil, Chem, PTA, PET, Fab, Gar, Who, Ret — from STAGE_GEOGRAPHY)</w:t>
+      </w:r>
+    </w:p>
+    <w:p>
+      <w:r>
+        <w:t xml:space="preserve">  self.abm &lt;- PolyesterSupplyChainABM(agents_per_sector)</w:t>
+      </w:r>
+    </w:p>
+    <w:p>
+      <w:r>
+        <w:t xml:space="preserve">  FOR s IN 0..N_SECTORS-1:</w:t>
+      </w:r>
+    </w:p>
+    <w:p>
+      <w:r>
+        <w:t xml:space="preserve">    self._abm_baseline_orders[s] &lt;- sum(ag.base_capacity for ag in abm.agents[s])</w:t>
+      </w:r>
+    </w:p>
+    <w:p>
+      <w:r>
+        <w:t xml:space="preserve">  // _abm_baseline_orders normalises the EMA demand-feedback path.</w:t>
+      </w:r>
+    </w:p>
+    <w:p>
+      <w:r/>
+    </w:p>
+    <w:p>
+      <w:r>
+        <w:t>7.6  UK Government Policy Interventions  (policies.py + _apply_policy_to_abm)</w:t>
+      </w:r>
+    </w:p>
+    <w:p>
+      <w:r>
+        <w:t>STRUCT Policy:</w:t>
+      </w:r>
+    </w:p>
+    <w:p>
+      <w:r>
+        <w:t xml:space="preserve">  buffer_sectors    : {sector -&gt; multiplier}</w:t>
+      </w:r>
+    </w:p>
+    <w:p>
+      <w:r>
+        <w:t xml:space="preserve">                       Scale ABM safety_stock and initial inventory at start.</w:t>
+      </w:r>
+    </w:p>
+    <w:p>
+      <w:r>
+        <w:t xml:space="preserve">  diversify_sectors : {sector -&gt; divert_fraction}</w:t>
+      </w:r>
+    </w:p>
+    <w:p>
+      <w:r>
+        <w:t xml:space="preserve">                       Shift divert_fraction of China base_capacity to others.</w:t>
+      </w:r>
+    </w:p>
+    <w:p>
+      <w:r>
+        <w:t xml:space="preserve">                       freed &lt;- sum(china_ag.base_capacity * divert)</w:t>
+      </w:r>
+    </w:p>
+    <w:p>
+      <w:r>
+        <w:t xml:space="preserve">                       other_ag.base_capacity += freed * (ag_share / total_other)</w:t>
+      </w:r>
+    </w:p>
+    <w:p>
+      <w:r>
+        <w:t xml:space="preserve">  recovery_boost    : {sector -&gt; rate_multiplier}</w:t>
+      </w:r>
+    </w:p>
+    <w:p>
+      <w:r>
+        <w:t xml:space="preserve">                       Multiplier on IO per-sector capacity-recovery rate.</w:t>
+      </w:r>
+    </w:p>
+    <w:p>
+      <w:r>
+        <w:t xml:space="preserve">  reserve_release   : {sector -&gt; capacity_boost_fraction}</w:t>
+      </w:r>
+    </w:p>
+    <w:p>
+      <w:r>
+        <w:t xml:space="preserve">                       Extra capacity from (onset + delay) for duration weeks.</w:t>
+      </w:r>
+    </w:p>
+    <w:p>
+      <w:r>
+        <w:t xml:space="preserve">  release_delay_weeks     : int  (default 2)</w:t>
+      </w:r>
+    </w:p>
+    <w:p>
+      <w:r>
+        <w:t xml:space="preserve">  release_duration_weeks  : int  (default 8)</w:t>
+      </w:r>
+    </w:p>
+    <w:p>
+      <w:r>
+        <w:t xml:space="preserve">  cost_estimate_gbp_m     : float  (display only)</w:t>
+      </w:r>
+    </w:p>
+    <w:p>
+      <w:r/>
+    </w:p>
+    <w:p>
+      <w:r>
+        <w:t>POLICIES:</w:t>
+      </w:r>
+    </w:p>
+    <w:p>
+      <w:r>
+        <w:t xml:space="preserve">  P1 – Strategic Buffer Stockpile         £120m/yr</w:t>
+      </w:r>
+    </w:p>
+    <w:p>
+      <w:r>
+        <w:t xml:space="preserve">       buffer_sectors: PTA×2.0, PET×2.0, Fabric×1.5, Garment×1.5</w:t>
+      </w:r>
+    </w:p>
+    <w:p>
+      <w:r>
+        <w:t xml:space="preserve">  P2 – Import Diversification Support      £45m/yr</w:t>
+      </w:r>
+    </w:p>
+    <w:p>
+      <w:r>
+        <w:t xml:space="preserve">       diversify_sectors: PTA 25%, PET 25%, Fabric 25%, Garment 20%</w:t>
+      </w:r>
+    </w:p>
+    <w:p>
+      <w:r>
+        <w:t xml:space="preserve">  P3 – Emergency Recovery Investment       £200m/yr</w:t>
+      </w:r>
+    </w:p>
+    <w:p>
+      <w:r>
+        <w:t xml:space="preserve">       recovery_boost: Chem, PTA, PET, Fabric, Garment all ×2.0</w:t>
+      </w:r>
+    </w:p>
+    <w:p>
+      <w:r>
+        <w:t xml:space="preserve">  P4 – Critical Material Reserve Release   £350m/yr</w:t>
+      </w:r>
+    </w:p>
+    <w:p>
+      <w:r>
+        <w:t xml:space="preserve">       reserve_release: PTA +25%, PET +15%, Chem +10%; delay=2wk, dur=8wk</w:t>
+      </w:r>
+    </w:p>
+    <w:p>
+      <w:r>
+        <w:t xml:space="preserve">  P5 – Integrated Resilience Package       £180m/yr</w:t>
+      </w:r>
+    </w:p>
+    <w:p>
+      <w:r>
+        <w:t xml:space="preserve">       buffer×1.5, diversify 15%, recovery×1.5, PTA+15%/PET+10% reserve</w:t>
+      </w:r>
+    </w:p>
+    <w:p>
+      <w:r/>
+    </w:p>
+    <w:p>
+      <w:r>
+        <w:t>FUNCTION _apply_policy_to_abm(policy):</w:t>
+      </w:r>
+    </w:p>
+    <w:p>
+      <w:r>
+        <w:t xml:space="preserve">  FOR (sector, mult) IN policy.buffer_sectors:</w:t>
+      </w:r>
+    </w:p>
+    <w:p>
+      <w:r>
+        <w:t xml:space="preserve">    FOR ag IN abm.agents[sector]:</w:t>
+      </w:r>
+    </w:p>
+    <w:p>
+      <w:r>
+        <w:t xml:space="preserve">      ag.safety_stock &lt;- ag.safety_stock * mult</w:t>
+      </w:r>
+    </w:p>
+    <w:p>
+      <w:r>
+        <w:t xml:space="preserve">      ag.inventory    &lt;- ag.inventory    * mult</w:t>
+      </w:r>
+    </w:p>
+    <w:p>
+      <w:r>
+        <w:t xml:space="preserve">  FOR (sector, divert) IN policy.diversify_sectors:</w:t>
+      </w:r>
+    </w:p>
+    <w:p>
+      <w:r>
+        <w:t xml:space="preserve">    freed &lt;- sum(china_ag.base_capacity * divert for china_ag in sector)</w:t>
+      </w:r>
+    </w:p>
+    <w:p>
+      <w:r>
+        <w:t xml:space="preserve">    FOR china_ag:  china_ag.base_capacity *= (1 - divert)</w:t>
+      </w:r>
+    </w:p>
+    <w:p>
+      <w:r>
+        <w:t xml:space="preserve">    FOR other_ag:  other_ag.base_capacity += freed * (share / total_other)</w:t>
+      </w:r>
+    </w:p>
+    <w:p>
+      <w:r>
+        <w:t xml:space="preserve">  RECOMPUTE _abm_baseline_orders</w:t>
+      </w:r>
+    </w:p>
+    <w:p>
+      <w:r/>
+    </w:p>
+    <w:p>
+      <w:r>
+        <w:t>FUNCTION run_coupled(scenario, T, policy=None, ...):</w:t>
+      </w:r>
+    </w:p>
+    <w:p>
+      <w:r>
+        <w:t xml:space="preserve">  _apply_policy_to_abm(policy)</w:t>
+      </w:r>
+    </w:p>
+    <w:p>
+      <w:r>
+        <w:t xml:space="preserve">  rec_mult    &lt;- _policy_rec_mult(policy)    // per-sector recovery multipliers</w:t>
+      </w:r>
+    </w:p>
+    <w:p>
+      <w:r>
+        <w:t xml:space="preserve">  res_sched   &lt;- _reserve_schedule(policy, onset, T)  // (T x N) capacity boosts</w:t>
+      </w:r>
+    </w:p>
+    <w:p>
+      <w:r>
+        <w:t xml:space="preserve">  FOR t = 1 TO T:</w:t>
+      </w:r>
+    </w:p>
+    <w:p>
+      <w:r>
+        <w:t xml:space="preserve">    cap_t &lt;- base_cap * recovery_t + res_sched[t]   // policy reserve injected here</w:t>
+      </w:r>
+    </w:p>
+    <w:p>
+      <w:r>
+        <w:t xml:space="preserve">    ...  // rest of per-period coupled loop as in 7.3</w:t>
+      </w:r>
+    </w:p>
+    <w:p>
+      <w:r/>
+    </w:p>
+    <w:p>
+      <w:r>
+        <w:t>7.7  Armington Elasticity Sigma Overrides  (validation events V3, V5)</w:t>
+      </w:r>
+    </w:p>
+    <w:p>
+      <w:r>
+        <w:t>// GTAP long-run elasticities underestimate short-run price spikes in</w:t>
+      </w:r>
+    </w:p>
+    <w:p>
+      <w:r>
+        <w:t>// concentrated markets. Per-event overrides are merged into GTAP defaults.</w:t>
+      </w:r>
+    </w:p>
+    <w:p>
+      <w:r/>
+    </w:p>
+    <w:p>
+      <w:r>
+        <w:t>CGEModel(sigma=sigma_override):</w:t>
+      </w:r>
+    </w:p>
+    <w:p>
+      <w:r>
+        <w:t xml:space="preserve">  self.sigma &lt;- {s: ARMINGTON_ELASTICITY[s] for s in SECTORS}   // GTAP baseline</w:t>
+      </w:r>
+    </w:p>
+    <w:p>
+      <w:r>
+        <w:t xml:space="preserve">  self.sigma.update(sigma_override)                              // event override</w:t>
+      </w:r>
+    </w:p>
+    <w:p>
+      <w:r/>
+    </w:p>
+    <w:p>
+      <w:r>
+        <w:t>Event V3 (PTA Production Disruption):</w:t>
+      </w:r>
+    </w:p>
+    <w:p>
+      <w:r>
+        <w:t xml:space="preserve">  sigma_override = {</w:t>
+      </w:r>
+    </w:p>
+    <w:p>
+      <w:r>
+        <w:t xml:space="preserve">    'PTA_Production': 0.50,   // GTAP 1.20; 4-firm oligopoly, no substitutes</w:t>
+      </w:r>
+    </w:p>
+    <w:p>
+      <w:r>
+        <w:t xml:space="preserve">                              // calibrated: 35% supply -&gt; ~+120% price (Bloomberg)</w:t>
+      </w:r>
+    </w:p>
+    <w:p>
+      <w:r>
+        <w:t xml:space="preserve">    'PET_Resin_Yarn': 0.80,   // locked-in PTA feedstock dependency</w:t>
+      </w:r>
+    </w:p>
+    <w:p>
+      <w:r>
+        <w:t xml:space="preserve">  }</w:t>
+      </w:r>
+    </w:p>
+    <w:p>
+      <w:r/>
+    </w:p>
+    <w:p>
+      <w:r>
+        <w:t>Event V5 (Red Sea Disruption):</w:t>
+      </w:r>
+    </w:p>
+    <w:p>
+      <w:r>
+        <w:t xml:space="preserve">  sigma_override = {</w:t>
+      </w:r>
+    </w:p>
+    <w:p>
+      <w:r>
+        <w:t xml:space="preserve">    'Chemical_Processing': 0.80,  // GTAP 3.65; all MEG sea lanes share</w:t>
+      </w:r>
+    </w:p>
+    <w:p>
+      <w:r>
+        <w:t xml:space="preserve">                                   // Cape detour simultaneously</w:t>
+      </w:r>
+    </w:p>
+    <w:p>
+      <w:r>
+        <w:t xml:space="preserve">                                   // calibrated: supply=0.93 -&gt; ~+10% MEG</w:t>
+      </w:r>
+    </w:p>
+    <w:p>
+      <w:r>
+        <w:t xml:space="preserve">                                   // (ICIS MEG Europe Jan-Mar 2024)</w:t>
+      </w:r>
+    </w:p>
+    <w:p>
+      <w:r>
+        <w:t xml:space="preserve">  }</w:t>
+      </w:r>
+    </w:p>
+    <w:p>
+      <w:r/>
+    </w:p>
+    <w:p>
+      <w:r>
+        <w:t>FUNCTION run_validation_event(event):</w:t>
+      </w:r>
+    </w:p>
+    <w:p>
+      <w:r>
+        <w:t xml:space="preserve">  sigma_override &lt;- event.get('sigma_override', None)</w:t>
+      </w:r>
+    </w:p>
+    <w:p>
+      <w:r>
+        <w:t xml:space="preserve">  cge &lt;- CGEModel(sigma=sigma_override) IF sigma_override ELSE CGEModel()</w:t>
+      </w:r>
+    </w:p>
+    <w:p>
+      <w:r/>
+    </w:p>
+    <w:p>
+      <w:r>
+        <w:t>7.8  ABM -&gt; CGE Demand Feedback  (abm_demand_feedback)</w:t>
+      </w:r>
+    </w:p>
+    <w:p>
+      <w:r>
+        <w:t>// EMA-smoothed ABM order volumes injected as CGE demand multipliers.</w:t>
+      </w:r>
+    </w:p>
+    <w:p>
+      <w:r>
+        <w:t>// Enabled by abm_demand_feedback=True in run_coupled / run_coupled_gs.</w:t>
+      </w:r>
+    </w:p>
+    <w:p>
+      <w:r>
+        <w:t>// Default: False (preserves comparability with standalone CGE runs).</w:t>
+      </w:r>
+    </w:p>
+    <w:p>
+      <w:r/>
+    </w:p>
+    <w:p>
+      <w:r>
+        <w:t>FUNCTION _abm_to_demand_mults(abm_orders_t, ema_prev):</w:t>
+      </w:r>
+    </w:p>
+    <w:p>
+      <w:r>
+        <w:t xml:space="preserve">  raw[s]     &lt;- sum(ag.orders[t] for ag in abm.agents[s])</w:t>
+      </w:r>
+    </w:p>
+    <w:p>
+      <w:r>
+        <w:t xml:space="preserve">  norm[s]    &lt;- raw[s] / _abm_baseline_orders[s]</w:t>
+      </w:r>
+    </w:p>
+    <w:p>
+      <w:r>
+        <w:t xml:space="preserve">  ema_t      &lt;- 0.10 * norm + 0.90 * ema_prev   // alpha=0.10</w:t>
+      </w:r>
+    </w:p>
+    <w:p>
+      <w:r>
+        <w:t xml:space="preserve">  RETURN ema_t   // passed as demand_shocks to cge.equilibrium()</w:t>
+      </w:r>
+    </w:p>
+    <w:p>
+      <w:r/>
+    </w:p>
+    <w:p>
+      <w:r>
+        <w:t>// alpha=0.10 damps Beer-Game bullwhip spikes while preserving persistent</w:t>
+      </w:r>
+    </w:p>
+    <w:p>
+      <w:r>
+        <w:t>// demand shifts from multi-week disruptions.</w:t>
+      </w:r>
+    </w:p>
+    <w:p>
+      <w:r/>
+    </w:p>
+    <w:p>
+      <w:r>
         <w:t>-- End of Pseudocode Reference Document --</w:t>
       </w:r>
     </w:p>

--- a/Model_Pseudocode_Reference.docx
+++ b/Model_Pseudocode_Reference.docx
@@ -7146,6 +7146,476 @@
           <w:color w:val="94A3B8"/>
         </w:rPr>
       </w:r>
+    </w:p>
+    <w:p>
+      <w:r/>
+    </w:p>
+    <w:p>
+      <w:r>
+        <w:t>7.5  Per-Sector Firm Configuration  (rebuild_abm)</w:t>
+      </w:r>
+    </w:p>
+    <w:p>
+      <w:r>
+        <w:t>FUNCTION rebuild_abm(agents_per_sector):</w:t>
+      </w:r>
+    </w:p>
+    <w:p>
+      <w:r>
+        <w:t xml:space="preserve">  // agents_per_sector: int (all stages) or list[int] (one per stage)</w:t>
+      </w:r>
+    </w:p>
+    <w:p>
+      <w:r>
+        <w:t xml:space="preserve">  // Maximum values: [6, 6, 5, 5, 5, 11, 2, 1]</w:t>
+      </w:r>
+    </w:p>
+    <w:p>
+      <w:r>
+        <w:t xml:space="preserve">  //   (Oil, Chem, PTA, PET, Fab, Gar, Who, Ret — from STAGE_GEOGRAPHY)</w:t>
+      </w:r>
+    </w:p>
+    <w:p>
+      <w:r>
+        <w:t xml:space="preserve">  self.abm &lt;- PolyesterSupplyChainABM(agents_per_sector)</w:t>
+      </w:r>
+    </w:p>
+    <w:p>
+      <w:r>
+        <w:t xml:space="preserve">  FOR s IN 0..N_SECTORS-1:</w:t>
+      </w:r>
+    </w:p>
+    <w:p>
+      <w:r>
+        <w:t xml:space="preserve">    self._abm_baseline_orders[s] &lt;- sum(ag.base_capacity for ag in abm.agents[s])</w:t>
+      </w:r>
+    </w:p>
+    <w:p>
+      <w:r>
+        <w:t xml:space="preserve">  // _abm_baseline_orders normalises the EMA demand-feedback path.</w:t>
+      </w:r>
+    </w:p>
+    <w:p>
+      <w:r/>
+    </w:p>
+    <w:p>
+      <w:r>
+        <w:t>7.6  UK Government Policy Interventions  (policies.py + _apply_policy_to_abm)</w:t>
+      </w:r>
+    </w:p>
+    <w:p>
+      <w:r>
+        <w:t>STRUCT Policy:</w:t>
+      </w:r>
+    </w:p>
+    <w:p>
+      <w:r>
+        <w:t xml:space="preserve">  buffer_sectors    : {sector -&gt; multiplier}</w:t>
+      </w:r>
+    </w:p>
+    <w:p>
+      <w:r>
+        <w:t xml:space="preserve">                       Scale ABM safety_stock and initial inventory at start.</w:t>
+      </w:r>
+    </w:p>
+    <w:p>
+      <w:r>
+        <w:t xml:space="preserve">  diversify_sectors : {sector -&gt; divert_fraction}</w:t>
+      </w:r>
+    </w:p>
+    <w:p>
+      <w:r>
+        <w:t xml:space="preserve">                       Shift divert_fraction of China base_capacity to others.</w:t>
+      </w:r>
+    </w:p>
+    <w:p>
+      <w:r>
+        <w:t xml:space="preserve">                       freed &lt;- sum(china_ag.base_capacity * divert)</w:t>
+      </w:r>
+    </w:p>
+    <w:p>
+      <w:r>
+        <w:t xml:space="preserve">                       other_ag.base_capacity += freed * (ag_share / total_other)</w:t>
+      </w:r>
+    </w:p>
+    <w:p>
+      <w:r>
+        <w:t xml:space="preserve">  recovery_boost    : {sector -&gt; rate_multiplier}</w:t>
+      </w:r>
+    </w:p>
+    <w:p>
+      <w:r>
+        <w:t xml:space="preserve">                       Multiplier on IO per-sector capacity-recovery rate.</w:t>
+      </w:r>
+    </w:p>
+    <w:p>
+      <w:r>
+        <w:t xml:space="preserve">  reserve_release   : {sector -&gt; capacity_boost_fraction}</w:t>
+      </w:r>
+    </w:p>
+    <w:p>
+      <w:r>
+        <w:t xml:space="preserve">                       Extra capacity from (onset + delay) for duration weeks.</w:t>
+      </w:r>
+    </w:p>
+    <w:p>
+      <w:r>
+        <w:t xml:space="preserve">  release_delay_weeks     : int  (default 2)</w:t>
+      </w:r>
+    </w:p>
+    <w:p>
+      <w:r>
+        <w:t xml:space="preserve">  release_duration_weeks  : int  (default 8)</w:t>
+      </w:r>
+    </w:p>
+    <w:p>
+      <w:r>
+        <w:t xml:space="preserve">  cost_estimate_gbp_m     : float  (display only)</w:t>
+      </w:r>
+    </w:p>
+    <w:p>
+      <w:r/>
+    </w:p>
+    <w:p>
+      <w:r>
+        <w:t>POLICIES:</w:t>
+      </w:r>
+    </w:p>
+    <w:p>
+      <w:r>
+        <w:t xml:space="preserve">  P1 – Strategic Buffer Stockpile         £120m/yr</w:t>
+      </w:r>
+    </w:p>
+    <w:p>
+      <w:r>
+        <w:t xml:space="preserve">       buffer_sectors: PTA×2.0, PET×2.0, Fabric×1.5, Garment×1.5</w:t>
+      </w:r>
+    </w:p>
+    <w:p>
+      <w:r>
+        <w:t xml:space="preserve">  P2 – Import Diversification Support      £45m/yr</w:t>
+      </w:r>
+    </w:p>
+    <w:p>
+      <w:r>
+        <w:t xml:space="preserve">       diversify_sectors: PTA 25%, PET 25%, Fabric 25%, Garment 20%</w:t>
+      </w:r>
+    </w:p>
+    <w:p>
+      <w:r>
+        <w:t xml:space="preserve">  P3 – Emergency Recovery Investment       £200m/yr</w:t>
+      </w:r>
+    </w:p>
+    <w:p>
+      <w:r>
+        <w:t xml:space="preserve">       recovery_boost: Chem, PTA, PET, Fabric, Garment all ×2.0</w:t>
+      </w:r>
+    </w:p>
+    <w:p>
+      <w:r>
+        <w:t xml:space="preserve">  P4 – Critical Material Reserve Release   £350m/yr</w:t>
+      </w:r>
+    </w:p>
+    <w:p>
+      <w:r>
+        <w:t xml:space="preserve">       reserve_release: PTA +25%, PET +15%, Chem +10%; delay=2wk, dur=8wk</w:t>
+      </w:r>
+    </w:p>
+    <w:p>
+      <w:r>
+        <w:t xml:space="preserve">  P5 – Integrated Resilience Package       £180m/yr</w:t>
+      </w:r>
+    </w:p>
+    <w:p>
+      <w:r>
+        <w:t xml:space="preserve">       buffer×1.5, diversify 15%, recovery×1.5, PTA+15%/PET+10% reserve</w:t>
+      </w:r>
+    </w:p>
+    <w:p>
+      <w:r/>
+    </w:p>
+    <w:p>
+      <w:r>
+        <w:t>FUNCTION _apply_policy_to_abm(policy):</w:t>
+      </w:r>
+    </w:p>
+    <w:p>
+      <w:r>
+        <w:t xml:space="preserve">  FOR (sector, mult) IN policy.buffer_sectors:</w:t>
+      </w:r>
+    </w:p>
+    <w:p>
+      <w:r>
+        <w:t xml:space="preserve">    FOR ag IN abm.agents[sector]:</w:t>
+      </w:r>
+    </w:p>
+    <w:p>
+      <w:r>
+        <w:t xml:space="preserve">      ag.safety_stock &lt;- ag.safety_stock * mult</w:t>
+      </w:r>
+    </w:p>
+    <w:p>
+      <w:r>
+        <w:t xml:space="preserve">      ag.inventory    &lt;- ag.inventory    * mult</w:t>
+      </w:r>
+    </w:p>
+    <w:p>
+      <w:r>
+        <w:t xml:space="preserve">  FOR (sector, divert) IN policy.diversify_sectors:</w:t>
+      </w:r>
+    </w:p>
+    <w:p>
+      <w:r>
+        <w:t xml:space="preserve">    freed &lt;- sum(china_ag.base_capacity * divert for china_ag in sector)</w:t>
+      </w:r>
+    </w:p>
+    <w:p>
+      <w:r>
+        <w:t xml:space="preserve">    FOR china_ag:  china_ag.base_capacity *= (1 - divert)</w:t>
+      </w:r>
+    </w:p>
+    <w:p>
+      <w:r>
+        <w:t xml:space="preserve">    FOR other_ag:  other_ag.base_capacity += freed * (share / total_other)</w:t>
+      </w:r>
+    </w:p>
+    <w:p>
+      <w:r>
+        <w:t xml:space="preserve">  RECOMPUTE _abm_baseline_orders</w:t>
+      </w:r>
+    </w:p>
+    <w:p>
+      <w:r/>
+    </w:p>
+    <w:p>
+      <w:r>
+        <w:t>FUNCTION run_coupled(scenario, T, policy=None, ...):</w:t>
+      </w:r>
+    </w:p>
+    <w:p>
+      <w:r>
+        <w:t xml:space="preserve">  _apply_policy_to_abm(policy)</w:t>
+      </w:r>
+    </w:p>
+    <w:p>
+      <w:r>
+        <w:t xml:space="preserve">  rec_mult    &lt;- _policy_rec_mult(policy)    // per-sector recovery multipliers</w:t>
+      </w:r>
+    </w:p>
+    <w:p>
+      <w:r>
+        <w:t xml:space="preserve">  res_sched   &lt;- _reserve_schedule(policy, onset, T)  // (T x N) capacity boosts</w:t>
+      </w:r>
+    </w:p>
+    <w:p>
+      <w:r>
+        <w:t xml:space="preserve">  FOR t = 1 TO T:</w:t>
+      </w:r>
+    </w:p>
+    <w:p>
+      <w:r>
+        <w:t xml:space="preserve">    cap_t &lt;- base_cap * recovery_t + res_sched[t]   // policy reserve injected here</w:t>
+      </w:r>
+    </w:p>
+    <w:p>
+      <w:r>
+        <w:t xml:space="preserve">    ...  // rest of per-period coupled loop as in 7.3</w:t>
+      </w:r>
+    </w:p>
+    <w:p>
+      <w:r/>
+    </w:p>
+    <w:p>
+      <w:r>
+        <w:t>7.7  Armington Elasticity Sigma Overrides  (validation events V3, V5)</w:t>
+      </w:r>
+    </w:p>
+    <w:p>
+      <w:r>
+        <w:t>// GTAP long-run elasticities underestimate short-run price spikes in</w:t>
+      </w:r>
+    </w:p>
+    <w:p>
+      <w:r>
+        <w:t>// concentrated markets. Per-event overrides are merged into GTAP defaults.</w:t>
+      </w:r>
+    </w:p>
+    <w:p>
+      <w:r/>
+    </w:p>
+    <w:p>
+      <w:r>
+        <w:t>CGEModel(sigma=sigma_override):</w:t>
+      </w:r>
+    </w:p>
+    <w:p>
+      <w:r>
+        <w:t xml:space="preserve">  self.sigma &lt;- {s: ARMINGTON_ELASTICITY[s] for s in SECTORS}   // GTAP baseline</w:t>
+      </w:r>
+    </w:p>
+    <w:p>
+      <w:r>
+        <w:t xml:space="preserve">  self.sigma.update(sigma_override)                              // event override</w:t>
+      </w:r>
+    </w:p>
+    <w:p>
+      <w:r/>
+    </w:p>
+    <w:p>
+      <w:r>
+        <w:t>Event V3 (PTA Production Disruption):</w:t>
+      </w:r>
+    </w:p>
+    <w:p>
+      <w:r>
+        <w:t xml:space="preserve">  sigma_override = {</w:t>
+      </w:r>
+    </w:p>
+    <w:p>
+      <w:r>
+        <w:t xml:space="preserve">    'PTA_Production': 0.50,   // GTAP 1.20; 4-firm oligopoly, no substitutes</w:t>
+      </w:r>
+    </w:p>
+    <w:p>
+      <w:r>
+        <w:t xml:space="preserve">                              // calibrated: 35% supply -&gt; ~+120% price (Bloomberg)</w:t>
+      </w:r>
+    </w:p>
+    <w:p>
+      <w:r>
+        <w:t xml:space="preserve">    'PET_Resin_Yarn': 0.80,   // locked-in PTA feedstock dependency</w:t>
+      </w:r>
+    </w:p>
+    <w:p>
+      <w:r>
+        <w:t xml:space="preserve">  }</w:t>
+      </w:r>
+    </w:p>
+    <w:p>
+      <w:r/>
+    </w:p>
+    <w:p>
+      <w:r>
+        <w:t>Event V5 (Red Sea Disruption):</w:t>
+      </w:r>
+    </w:p>
+    <w:p>
+      <w:r>
+        <w:t xml:space="preserve">  sigma_override = {</w:t>
+      </w:r>
+    </w:p>
+    <w:p>
+      <w:r>
+        <w:t xml:space="preserve">    'Chemical_Processing': 0.80,  // GTAP 3.65; all MEG sea lanes share</w:t>
+      </w:r>
+    </w:p>
+    <w:p>
+      <w:r>
+        <w:t xml:space="preserve">                                   // Cape detour simultaneously</w:t>
+      </w:r>
+    </w:p>
+    <w:p>
+      <w:r>
+        <w:t xml:space="preserve">                                   // calibrated: supply=0.93 -&gt; ~+10% MEG</w:t>
+      </w:r>
+    </w:p>
+    <w:p>
+      <w:r>
+        <w:t xml:space="preserve">                                   // (ICIS MEG Europe Jan-Mar 2024)</w:t>
+      </w:r>
+    </w:p>
+    <w:p>
+      <w:r>
+        <w:t xml:space="preserve">  }</w:t>
+      </w:r>
+    </w:p>
+    <w:p>
+      <w:r/>
+    </w:p>
+    <w:p>
+      <w:r>
+        <w:t>FUNCTION run_validation_event(event):</w:t>
+      </w:r>
+    </w:p>
+    <w:p>
+      <w:r>
+        <w:t xml:space="preserve">  sigma_override &lt;- event.get('sigma_override', None)</w:t>
+      </w:r>
+    </w:p>
+    <w:p>
+      <w:r>
+        <w:t xml:space="preserve">  cge &lt;- CGEModel(sigma=sigma_override) IF sigma_override ELSE CGEModel()</w:t>
+      </w:r>
+    </w:p>
+    <w:p>
+      <w:r/>
+    </w:p>
+    <w:p>
+      <w:r>
+        <w:t>7.8  ABM -&gt; CGE Demand Feedback  (abm_demand_feedback)</w:t>
+      </w:r>
+    </w:p>
+    <w:p>
+      <w:r>
+        <w:t>// EMA-smoothed ABM order volumes injected as CGE demand multipliers.</w:t>
+      </w:r>
+    </w:p>
+    <w:p>
+      <w:r>
+        <w:t>// Enabled by abm_demand_feedback=True in run_coupled / run_coupled_gs.</w:t>
+      </w:r>
+    </w:p>
+    <w:p>
+      <w:r>
+        <w:t>// Default: False (preserves comparability with standalone CGE runs).</w:t>
+      </w:r>
+    </w:p>
+    <w:p>
+      <w:r/>
+    </w:p>
+    <w:p>
+      <w:r>
+        <w:t>FUNCTION _abm_to_demand_mults(abm_orders_t, ema_prev):</w:t>
+      </w:r>
+    </w:p>
+    <w:p>
+      <w:r>
+        <w:t xml:space="preserve">  raw[s]     &lt;- sum(ag.orders[t] for ag in abm.agents[s])</w:t>
+      </w:r>
+    </w:p>
+    <w:p>
+      <w:r>
+        <w:t xml:space="preserve">  norm[s]    &lt;- raw[s] / _abm_baseline_orders[s]</w:t>
+      </w:r>
+    </w:p>
+    <w:p>
+      <w:r>
+        <w:t xml:space="preserve">  ema_t      &lt;- 0.10 * norm + 0.90 * ema_prev   // alpha=0.10</w:t>
+      </w:r>
+    </w:p>
+    <w:p>
+      <w:r>
+        <w:t xml:space="preserve">  RETURN ema_t   // passed as demand_shocks to cge.equilibrium()</w:t>
+      </w:r>
+    </w:p>
+    <w:p>
+      <w:r/>
+    </w:p>
+    <w:p>
+      <w:r>
+        <w:t>// alpha=0.10 damps Beer-Game bullwhip spikes while preserving persistent</w:t>
+      </w:r>
+    </w:p>
+    <w:p>
+      <w:r>
+        <w:t>// demand shifts from multi-week disruptions.</w:t>
+      </w:r>
+    </w:p>
+    <w:p>
+      <w:r/>
+    </w:p>
+    <w:p>
+      <w:r/>
     </w:p>
     <w:p>
       <w:r/>

--- a/Model_Pseudocode_Reference.docx
+++ b/Model_Pseudocode_Reference.docx
@@ -8085,310 +8085,908 @@
       <w:r/>
     </w:p>
     <w:p>
+      <w:r/>
+    </w:p>
+    <w:p>
+      <w:r/>
+    </w:p>
+    <w:p>
+      <w:r>
+        <w:t>7.5  Per-Sector Firm Configuration  (rebuild_abm)</w:t>
+      </w:r>
+    </w:p>
+    <w:p>
+      <w:r>
+        <w:t>FUNCTION rebuild_abm(agents_per_sector):</w:t>
+      </w:r>
+    </w:p>
+    <w:p>
+      <w:r>
+        <w:t xml:space="preserve">  // agents_per_sector: int (all stages) or list[int] (one per stage)</w:t>
+      </w:r>
+    </w:p>
+    <w:p>
+      <w:r>
+        <w:t xml:space="preserve">  // Maximum values: [6, 6, 5, 5, 5, 11, 2, 1]</w:t>
+      </w:r>
+    </w:p>
+    <w:p>
+      <w:r>
+        <w:t xml:space="preserve">  //   (Oil, Chem, PTA, PET, Fab, Gar, Who, Ret — from STAGE_GEOGRAPHY)</w:t>
+      </w:r>
+    </w:p>
+    <w:p>
+      <w:r>
+        <w:t xml:space="preserve">  self.abm &lt;- PolyesterSupplyChainABM(agents_per_sector)</w:t>
+      </w:r>
+    </w:p>
+    <w:p>
+      <w:r>
+        <w:t xml:space="preserve">  FOR s IN 0..N_SECTORS-1:</w:t>
+      </w:r>
+    </w:p>
+    <w:p>
+      <w:r>
+        <w:t xml:space="preserve">    self._abm_baseline_orders[s] &lt;- sum(ag.base_capacity for ag in abm.agents[s])</w:t>
+      </w:r>
+    </w:p>
+    <w:p>
+      <w:r>
+        <w:t xml:space="preserve">  // _abm_baseline_orders normalises the EMA demand-feedback path.</w:t>
+      </w:r>
+    </w:p>
+    <w:p>
+      <w:r/>
+    </w:p>
+    <w:p>
+      <w:r>
+        <w:t>7.6  UK Government Policy Interventions  (policies.py + _apply_policy_to_abm)</w:t>
+      </w:r>
+    </w:p>
+    <w:p>
+      <w:r>
+        <w:t>STRUCT Policy:</w:t>
+      </w:r>
+    </w:p>
+    <w:p>
+      <w:r>
+        <w:t xml:space="preserve">  buffer_sectors    : {sector -&gt; multiplier}</w:t>
+      </w:r>
+    </w:p>
+    <w:p>
+      <w:r>
+        <w:t xml:space="preserve">                       Scale ABM safety_stock and initial inventory at start.</w:t>
+      </w:r>
+    </w:p>
+    <w:p>
+      <w:r>
+        <w:t xml:space="preserve">  diversify_sectors : {sector -&gt; divert_fraction}</w:t>
+      </w:r>
+    </w:p>
+    <w:p>
+      <w:r>
+        <w:t xml:space="preserve">                       Shift divert_fraction of China base_capacity to others.</w:t>
+      </w:r>
+    </w:p>
+    <w:p>
+      <w:r>
+        <w:t xml:space="preserve">                       freed &lt;- sum(china_ag.base_capacity * divert)</w:t>
+      </w:r>
+    </w:p>
+    <w:p>
+      <w:r>
+        <w:t xml:space="preserve">                       other_ag.base_capacity += freed * (ag_share / total_other)</w:t>
+      </w:r>
+    </w:p>
+    <w:p>
+      <w:r>
+        <w:t xml:space="preserve">  recovery_boost    : {sector -&gt; rate_multiplier}</w:t>
+      </w:r>
+    </w:p>
+    <w:p>
+      <w:r>
+        <w:t xml:space="preserve">                       Multiplier on IO per-sector capacity-recovery rate.</w:t>
+      </w:r>
+    </w:p>
+    <w:p>
+      <w:r>
+        <w:t xml:space="preserve">  reserve_release   : {sector -&gt; capacity_boost_fraction}</w:t>
+      </w:r>
+    </w:p>
+    <w:p>
+      <w:r>
+        <w:t xml:space="preserve">                       Extra capacity from (onset + delay) for duration weeks.</w:t>
+      </w:r>
+    </w:p>
+    <w:p>
+      <w:r>
+        <w:t xml:space="preserve">  release_delay_weeks     : int  (default 2)</w:t>
+      </w:r>
+    </w:p>
+    <w:p>
+      <w:r>
+        <w:t xml:space="preserve">  release_duration_weeks  : int  (default 8)</w:t>
+      </w:r>
+    </w:p>
+    <w:p>
+      <w:r>
+        <w:t xml:space="preserve">  cost_estimate_gbp_m     : float  (display only)</w:t>
+      </w:r>
+    </w:p>
+    <w:p>
+      <w:r/>
+    </w:p>
+    <w:p>
+      <w:r>
+        <w:t>POLICIES:</w:t>
+      </w:r>
+    </w:p>
+    <w:p>
+      <w:r>
+        <w:t xml:space="preserve">  P1 – Strategic Buffer Stockpile         £120m/yr</w:t>
+      </w:r>
+    </w:p>
+    <w:p>
+      <w:r>
+        <w:t xml:space="preserve">       buffer_sectors: PTA×2.0, PET×2.0, Fabric×1.5, Garment×1.5</w:t>
+      </w:r>
+    </w:p>
+    <w:p>
+      <w:r>
+        <w:t xml:space="preserve">  P2 – Import Diversification Support      £45m/yr</w:t>
+      </w:r>
+    </w:p>
+    <w:p>
+      <w:r>
+        <w:t xml:space="preserve">       diversify_sectors: PTA 25%, PET 25%, Fabric 25%, Garment 20%</w:t>
+      </w:r>
+    </w:p>
+    <w:p>
+      <w:r>
+        <w:t xml:space="preserve">  P3 – Emergency Recovery Investment       £200m/yr</w:t>
+      </w:r>
+    </w:p>
+    <w:p>
+      <w:r>
+        <w:t xml:space="preserve">       recovery_boost: Chem, PTA, PET, Fabric, Garment all ×2.0</w:t>
+      </w:r>
+    </w:p>
+    <w:p>
+      <w:r>
+        <w:t xml:space="preserve">  P4 – Critical Material Reserve Release   £350m/yr</w:t>
+      </w:r>
+    </w:p>
+    <w:p>
+      <w:r>
+        <w:t xml:space="preserve">       reserve_release: PTA +25%, PET +15%, Chem +10%; delay=2wk, dur=8wk</w:t>
+      </w:r>
+    </w:p>
+    <w:p>
+      <w:r>
+        <w:t xml:space="preserve">  P5 – Integrated Resilience Package       £180m/yr</w:t>
+      </w:r>
+    </w:p>
+    <w:p>
+      <w:r>
+        <w:t xml:space="preserve">       buffer×1.5, diversify 15%, recovery×1.5, PTA+15%/PET+10% reserve</w:t>
+      </w:r>
+    </w:p>
+    <w:p>
+      <w:r/>
+    </w:p>
+    <w:p>
+      <w:r>
+        <w:t>FUNCTION _apply_policy_to_abm(policy):</w:t>
+      </w:r>
+    </w:p>
+    <w:p>
+      <w:r>
+        <w:t xml:space="preserve">  FOR (sector, mult) IN policy.buffer_sectors:</w:t>
+      </w:r>
+    </w:p>
+    <w:p>
+      <w:r>
+        <w:t xml:space="preserve">    FOR ag IN abm.agents[sector]:</w:t>
+      </w:r>
+    </w:p>
+    <w:p>
+      <w:r>
+        <w:t xml:space="preserve">      ag.safety_stock &lt;- ag.safety_stock * mult</w:t>
+      </w:r>
+    </w:p>
+    <w:p>
+      <w:r>
+        <w:t xml:space="preserve">      ag.inventory    &lt;- ag.inventory    * mult</w:t>
+      </w:r>
+    </w:p>
+    <w:p>
+      <w:r>
+        <w:t xml:space="preserve">  FOR (sector, divert) IN policy.diversify_sectors:</w:t>
+      </w:r>
+    </w:p>
+    <w:p>
+      <w:r>
+        <w:t xml:space="preserve">    freed &lt;- sum(china_ag.base_capacity * divert for china_ag in sector)</w:t>
+      </w:r>
+    </w:p>
+    <w:p>
+      <w:r>
+        <w:t xml:space="preserve">    FOR china_ag:  china_ag.base_capacity *= (1 - divert)</w:t>
+      </w:r>
+    </w:p>
+    <w:p>
+      <w:r>
+        <w:t xml:space="preserve">    FOR other_ag:  other_ag.base_capacity += freed * (share / total_other)</w:t>
+      </w:r>
+    </w:p>
+    <w:p>
+      <w:r>
+        <w:t xml:space="preserve">  RECOMPUTE _abm_baseline_orders</w:t>
+      </w:r>
+    </w:p>
+    <w:p>
+      <w:r/>
+    </w:p>
+    <w:p>
+      <w:r>
+        <w:t>FUNCTION run_coupled(scenario, T, policy=None, ...):</w:t>
+      </w:r>
+    </w:p>
+    <w:p>
+      <w:r>
+        <w:t xml:space="preserve">  _apply_policy_to_abm(policy)</w:t>
+      </w:r>
+    </w:p>
+    <w:p>
+      <w:r>
+        <w:t xml:space="preserve">  rec_mult    &lt;- _policy_rec_mult(policy)    // per-sector recovery multipliers</w:t>
+      </w:r>
+    </w:p>
+    <w:p>
+      <w:r>
+        <w:t xml:space="preserve">  res_sched   &lt;- _reserve_schedule(policy, onset, T)  // (T x N) capacity boosts</w:t>
+      </w:r>
+    </w:p>
+    <w:p>
+      <w:r>
+        <w:t xml:space="preserve">  FOR t = 1 TO T:</w:t>
+      </w:r>
+    </w:p>
+    <w:p>
+      <w:r>
+        <w:t xml:space="preserve">    cap_t &lt;- base_cap * recovery_t + res_sched[t]   // policy reserve injected here</w:t>
+      </w:r>
+    </w:p>
+    <w:p>
+      <w:r>
+        <w:t xml:space="preserve">    ...  // rest of per-period coupled loop as in 7.3</w:t>
+      </w:r>
+    </w:p>
+    <w:p>
+      <w:r/>
+    </w:p>
+    <w:p>
+      <w:r>
+        <w:t>7.7  Armington Elasticity Sigma Overrides  (validation events V3, V5)</w:t>
+      </w:r>
+    </w:p>
+    <w:p>
+      <w:r>
+        <w:t>// GTAP long-run elasticities underestimate short-run price spikes in</w:t>
+      </w:r>
+    </w:p>
+    <w:p>
+      <w:r>
+        <w:t>// concentrated markets. Per-event overrides are merged into GTAP defaults.</w:t>
+      </w:r>
+    </w:p>
+    <w:p>
+      <w:r/>
+    </w:p>
+    <w:p>
+      <w:r>
+        <w:t>CGEModel(sigma=sigma_override):</w:t>
+      </w:r>
+    </w:p>
+    <w:p>
+      <w:r>
+        <w:t xml:space="preserve">  self.sigma &lt;- {s: ARMINGTON_ELASTICITY[s] for s in SECTORS}   // GTAP baseline</w:t>
+      </w:r>
+    </w:p>
+    <w:p>
+      <w:r>
+        <w:t xml:space="preserve">  self.sigma.update(sigma_override)                              // event override</w:t>
+      </w:r>
+    </w:p>
+    <w:p>
+      <w:r/>
+    </w:p>
+    <w:p>
+      <w:r>
+        <w:t>Event V3 (PTA Production Disruption):</w:t>
+      </w:r>
+    </w:p>
+    <w:p>
+      <w:r>
+        <w:t xml:space="preserve">  sigma_override = {</w:t>
+      </w:r>
+    </w:p>
+    <w:p>
+      <w:r>
+        <w:t xml:space="preserve">    'PTA_Production': 0.50,   // GTAP 1.20; 4-firm oligopoly, no substitutes</w:t>
+      </w:r>
+    </w:p>
+    <w:p>
+      <w:r>
+        <w:t xml:space="preserve">                              // calibrated: 35% supply -&gt; ~+120% price (Bloomberg)</w:t>
+      </w:r>
+    </w:p>
+    <w:p>
+      <w:r>
+        <w:t xml:space="preserve">    'PET_Resin_Yarn': 0.80,   // locked-in PTA feedstock dependency</w:t>
+      </w:r>
+    </w:p>
+    <w:p>
+      <w:r>
+        <w:t xml:space="preserve">  }</w:t>
+      </w:r>
+    </w:p>
+    <w:p>
+      <w:r/>
+    </w:p>
+    <w:p>
+      <w:r>
+        <w:t>Event V5 (Red Sea Disruption):</w:t>
+      </w:r>
+    </w:p>
+    <w:p>
+      <w:r>
+        <w:t xml:space="preserve">  sigma_override = {</w:t>
+      </w:r>
+    </w:p>
+    <w:p>
+      <w:r>
+        <w:t xml:space="preserve">    'Chemical_Processing': 0.80,  // GTAP 3.65; all MEG sea lanes share</w:t>
+      </w:r>
+    </w:p>
+    <w:p>
+      <w:r>
+        <w:t xml:space="preserve">                                   // Cape detour simultaneously</w:t>
+      </w:r>
+    </w:p>
+    <w:p>
+      <w:r>
+        <w:t xml:space="preserve">                                   // calibrated: supply=0.93 -&gt; ~+10% MEG</w:t>
+      </w:r>
+    </w:p>
+    <w:p>
+      <w:r>
+        <w:t xml:space="preserve">                                   // (ICIS MEG Europe Jan-Mar 2024)</w:t>
+      </w:r>
+    </w:p>
+    <w:p>
+      <w:r>
+        <w:t xml:space="preserve">  }</w:t>
+      </w:r>
+    </w:p>
+    <w:p>
+      <w:r/>
+    </w:p>
+    <w:p>
+      <w:r>
+        <w:t>FUNCTION run_validation_event(event):</w:t>
+      </w:r>
+    </w:p>
+    <w:p>
+      <w:r>
+        <w:t xml:space="preserve">  sigma_override &lt;- event.get('sigma_override', None)</w:t>
+      </w:r>
+    </w:p>
+    <w:p>
+      <w:r>
+        <w:t xml:space="preserve">  cge &lt;- CGEModel(sigma=sigma_override) IF sigma_override ELSE CGEModel()</w:t>
+      </w:r>
+    </w:p>
+    <w:p>
+      <w:r/>
+    </w:p>
+    <w:p>
+      <w:r>
+        <w:t>7.8  ABM -&gt; CGE Demand Feedback  (abm_demand_feedback)</w:t>
+      </w:r>
+    </w:p>
+    <w:p>
+      <w:r>
+        <w:t>// EMA-smoothed ABM order volumes injected as CGE demand multipliers.</w:t>
+      </w:r>
+    </w:p>
+    <w:p>
+      <w:r>
+        <w:t>// Enabled by abm_demand_feedback=True in run_coupled / run_coupled_gs.</w:t>
+      </w:r>
+    </w:p>
+    <w:p>
+      <w:r>
+        <w:t>// Default: False (preserves comparability with standalone CGE runs).</w:t>
+      </w:r>
+    </w:p>
+    <w:p>
+      <w:r/>
+    </w:p>
+    <w:p>
+      <w:r>
+        <w:t>FUNCTION _abm_to_demand_mults(abm_orders_t, ema_prev):</w:t>
+      </w:r>
+    </w:p>
+    <w:p>
+      <w:r>
+        <w:t xml:space="preserve">  raw[s]     &lt;- sum(ag.orders[t] for ag in abm.agents[s])</w:t>
+      </w:r>
+    </w:p>
+    <w:p>
+      <w:r>
+        <w:t xml:space="preserve">  norm[s]    &lt;- raw[s] / _abm_baseline_orders[s]</w:t>
+      </w:r>
+    </w:p>
+    <w:p>
+      <w:r>
+        <w:t xml:space="preserve">  ema_t      &lt;- 0.10 * norm + 0.90 * ema_prev   // alpha=0.10</w:t>
+      </w:r>
+    </w:p>
+    <w:p>
+      <w:r>
+        <w:t xml:space="preserve">  RETURN ema_t   // passed as demand_shocks to cge.equilibrium()</w:t>
+      </w:r>
+    </w:p>
+    <w:p>
+      <w:r/>
+    </w:p>
+    <w:p>
+      <w:r>
+        <w:t>// alpha=0.10 damps Beer-Game bullwhip spikes while preserving persistent</w:t>
+      </w:r>
+    </w:p>
+    <w:p>
+      <w:r>
+        <w:t>// demand shifts from multi-week disruptions.</w:t>
+      </w:r>
+    </w:p>
+    <w:p>
+      <w:r/>
+    </w:p>
+    <w:p>
+      <w:r/>
+    </w:p>
+    <w:p>
+      <w:r/>
+    </w:p>
+    <w:p>
+      <w:r>
+        <w:t>7.3  Bidirectional Coupled Simulation  (run_coupled)</w:t>
+      </w:r>
+    </w:p>
+    <w:p>
+      <w:r>
+        <w:t>FUNCTION run_coupled(scenario_key, T, start_month, seasonality):</w:t>
+      </w:r>
+    </w:p>
+    <w:p>
+      <w:r>
+        <w:t xml:space="preserve">  scenario  &lt;- ALL_SCENARIOS[scenario_key]</w:t>
+      </w:r>
+    </w:p>
+    <w:p>
+      <w:r>
+        <w:t xml:space="preserve">  price_ts  &lt;- zeros(T, N)          // CGE equilibrium prices per period</w:t>
+      </w:r>
+    </w:p>
+    <w:p>
+      <w:r>
+        <w:t xml:space="preserve">  sf_ts     &lt;- ones(T, N)           // ABM supply fractions per period</w:t>
+      </w:r>
+    </w:p>
+    <w:p>
+      <w:r/>
+    </w:p>
+    <w:p>
+      <w:r>
+        <w:t xml:space="preserve">  // Per-period coupling: ABM -&gt; IO -&gt; CGE, iterated over T weeks</w:t>
+      </w:r>
+    </w:p>
+    <w:p>
+      <w:r>
+        <w:t xml:space="preserve">  FOR t = 1 TO T:</w:t>
+      </w:r>
+    </w:p>
+    <w:p>
+      <w:r>
+        <w:t xml:space="preserve">    sf_t         &lt;- abm.step_period(t, price_ts[t-1])   // sf in [0,1] per sector</w:t>
+      </w:r>
+    </w:p>
+    <w:p>
+      <w:r>
+        <w:t xml:space="preserve">    sf_ts[t]     &lt;- sf_t</w:t>
+      </w:r>
+    </w:p>
+    <w:p>
+      <w:r>
+        <w:t xml:space="preserve">    io_result_t  &lt;- io.io_step(t, sf_t)                  // Leontief step</w:t>
+      </w:r>
+    </w:p>
+    <w:p>
+      <w:r>
+        <w:t xml:space="preserve">    cge_result_t &lt;- cge.equilibrium(sf_t, final_demand_base)  // Armington CGE</w:t>
+      </w:r>
+    </w:p>
+    <w:p>
+      <w:r>
+        <w:t xml:space="preserve">    price_ts[t]  &lt;- cge_result_t.prices</w:t>
+      </w:r>
+    </w:p>
+    <w:p>
+      <w:r/>
+    </w:p>
+    <w:p>
+      <w:r>
+        <w:t xml:space="preserve">  // Welfare uses AVERAGE price over all T periods</w:t>
+      </w:r>
+    </w:p>
+    <w:p>
+      <w:r>
+        <w:t xml:space="preserve">  // (captures shocks that recover before simulation end — avoids snapshot bias)</w:t>
+      </w:r>
+    </w:p>
+    <w:p>
+      <w:r>
+        <w:t xml:space="preserve">  avg_prices  &lt;- mean(price_ts, axis=0)</w:t>
+      </w:r>
+    </w:p>
+    <w:p>
+      <w:r>
+        <w:t xml:space="preserve">  welfare_gbp &lt;- -(Q0_GBP x (avg_prices - 1)).sum()</w:t>
+      </w:r>
+    </w:p>
+    <w:p>
+      <w:r/>
+    </w:p>
+    <w:p>
+      <w:r>
+        <w:t xml:space="preserve">  RETURN {</w:t>
+      </w:r>
+    </w:p>
+    <w:p>
+      <w:r>
+        <w:t xml:space="preserve">    io_output:   io_result.output,      // (T x N) gross output</w:t>
+      </w:r>
+    </w:p>
+    <w:p>
+      <w:r>
+        <w:t xml:space="preserve">    price_ts:    price_ts,               // (T x N) CGE price path</w:t>
+      </w:r>
+    </w:p>
+    <w:p>
+      <w:r>
+        <w:t xml:space="preserve">    sf_ts:       sf_ts,                  // (T x N) supply fraction path</w:t>
+      </w:r>
+    </w:p>
+    <w:p>
+      <w:r>
+        <w:t xml:space="preserve">    avg_prices:  avg_prices,             // (N,) time-averaged prices</w:t>
+      </w:r>
+    </w:p>
+    <w:p>
+      <w:r>
+        <w:t xml:space="preserve">    welfare_gbp: welfare_gbp,            // scalar — avg compensating variation</w:t>
+      </w:r>
+    </w:p>
+    <w:p>
+      <w:r>
+        <w:t xml:space="preserve">    abm_orders:  abm_result.orders,</w:t>
+      </w:r>
+    </w:p>
+    <w:p>
+      <w:r>
+        <w:t xml:space="preserve">    bullwhip_ratio, service_level, recovery_time</w:t>
+      </w:r>
+    </w:p>
+    <w:p>
+      <w:r>
+        <w:t xml:space="preserve">  }</w:t>
+      </w:r>
+    </w:p>
+    <w:p>
+      <w:r/>
+    </w:p>
+    <w:p>
+      <w:r>
+        <w:t>7.4  Gauss-Seidel Coupled Simulation  (run_coupled_gs)</w:t>
+      </w:r>
+    </w:p>
+    <w:p>
+      <w:r>
+        <w:t>FUNCTION run_coupled_gs(scenario_key, T, lambda_A, max_inner):</w:t>
+      </w:r>
+    </w:p>
+    <w:p>
+      <w:r>
+        <w:t xml:space="preserve">  scenario  &lt;- ALL_SCENARIOS[scenario_key]</w:t>
+      </w:r>
+    </w:p>
+    <w:p>
+      <w:r>
+        <w:t xml:space="preserve">  A_t       &lt;- A_BASE.copy()            // evolves endogenously</w:t>
+      </w:r>
+    </w:p>
+    <w:p>
+      <w:r>
+        <w:t xml:space="preserve">  price_ts  &lt;- zeros(T, N)</w:t>
+      </w:r>
+    </w:p>
+    <w:p>
+      <w:r>
+        <w:t xml:space="preserve">  gs_iters  &lt;- []</w:t>
+      </w:r>
+    </w:p>
+    <w:p>
+      <w:r/>
+    </w:p>
+    <w:p>
+      <w:r>
+        <w:t xml:space="preserve">  FOR t = 1 TO T:</w:t>
+      </w:r>
+    </w:p>
+    <w:p>
+      <w:r>
+        <w:t xml:space="preserve">    price_prev &lt;- price_ts[t-1]</w:t>
+      </w:r>
+    </w:p>
+    <w:p>
+      <w:r>
+        <w:t xml:space="preserve">    // Inner Gauss-Seidel loop — within-period convergence</w:t>
+      </w:r>
+    </w:p>
+    <w:p>
+      <w:r>
+        <w:t xml:space="preserve">    FOR k = 1 TO max_inner:</w:t>
+      </w:r>
+    </w:p>
+    <w:p>
+      <w:r>
+        <w:t xml:space="preserve">      sf_t      &lt;- abm.step_period(t, price_prev)</w:t>
+      </w:r>
+    </w:p>
+    <w:p>
+      <w:r>
+        <w:t xml:space="preserve">      io_step_t &lt;- io.io_step_with_A(t, sf_t, A_t)</w:t>
+      </w:r>
+    </w:p>
+    <w:p>
+      <w:r>
+        <w:t xml:space="preserve">      cge_res   &lt;- cge.equilibrium(sf_t, final_demand_base)</w:t>
+      </w:r>
+    </w:p>
+    <w:p>
+      <w:r>
+        <w:t xml:space="preserve">      price_new &lt;- cge_res.prices</w:t>
+      </w:r>
+    </w:p>
+    <w:p>
+      <w:r>
+        <w:t xml:space="preserve">      IF ||price_new - price_prev|| &lt; 1e-4:  BREAK</w:t>
+      </w:r>
+    </w:p>
+    <w:p>
+      <w:r>
+        <w:t xml:space="preserve">      price_prev &lt;- price_new</w:t>
+      </w:r>
+    </w:p>
+    <w:p>
+      <w:r>
+        <w:t xml:space="preserve">    gs_iters.append(k)</w:t>
+      </w:r>
+    </w:p>
+    <w:p>
+      <w:r>
+        <w:t xml:space="preserve">    price_ts[t] &lt;- price_new</w:t>
+      </w:r>
+    </w:p>
+    <w:p>
+      <w:r/>
+    </w:p>
+    <w:p>
+      <w:r>
+        <w:t xml:space="preserve">    // Update A matrix via relaxation (endogenous structural change)</w:t>
+      </w:r>
+    </w:p>
+    <w:p>
+      <w:r>
+        <w:t xml:space="preserve">    A_target &lt;- compute_target_A(sf_t, io_step_t)</w:t>
+      </w:r>
+    </w:p>
+    <w:p>
+      <w:r>
+        <w:t xml:space="preserve">    A_t      &lt;- A_t + lambda_A x (A_target - A_t)   // lambda_A default 0.08</w:t>
+      </w:r>
+    </w:p>
+    <w:p>
+      <w:r/>
+    </w:p>
+    <w:p>
+      <w:r>
+        <w:t xml:space="preserve">  // Welfare from average price (same bias-correction as run_coupled)</w:t>
+      </w:r>
+    </w:p>
+    <w:p>
+      <w:r>
+        <w:t xml:space="preserve">  avg_prices_gs &lt;- mean(price_ts, axis=0)</w:t>
+      </w:r>
+    </w:p>
+    <w:p>
+      <w:r>
+        <w:t xml:space="preserve">  welfare_gbp   &lt;- -(Q0_GBP x (avg_prices_gs - 1)).sum()</w:t>
+      </w:r>
+    </w:p>
+    <w:p>
+      <w:r>
+        <w:t xml:space="preserve">  A_drift       &lt;- ||A_t - A_BASE|| / ||A_BASE||     // fractional structural drift</w:t>
+      </w:r>
+    </w:p>
+    <w:p>
+      <w:r/>
+    </w:p>
+    <w:p>
+      <w:r>
+        <w:t xml:space="preserve">  RETURN {</w:t>
+      </w:r>
+    </w:p>
+    <w:p>
+      <w:r>
+        <w:t xml:space="preserve">    welfare_gbp, price_ts, sf_ts, avg_prices_gs,</w:t>
+      </w:r>
+    </w:p>
+    <w:p>
+      <w:r>
+        <w:t xml:space="preserve">    A_final: A_t, A_drift,</w:t>
+      </w:r>
+    </w:p>
+    <w:p>
+      <w:r>
+        <w:t xml:space="preserve">    gs_iters: gs_iters,  gs_mean: mean(gs_iters),  gs_max: max(gs_iters)</w:t>
+      </w:r>
+    </w:p>
+    <w:p>
+      <w:r>
+        <w:t xml:space="preserve">  }</w:t>
+      </w:r>
+    </w:p>
+    <w:p>
+      <w:r/>
+    </w:p>
+    <w:p>
+      <w:r>
+        <w:t>7.9  Validation Event Recalibration Notes  (V2 / V3 / V5)</w:t>
+      </w:r>
+    </w:p>
+    <w:p>
+      <w:r/>
+    </w:p>
+    <w:p>
+      <w:r>
+        <w:t>V2 — 2021-22 Global Freight / Supply Chain Crisis:</w:t>
+      </w:r>
+    </w:p>
+    <w:p>
+      <w:r>
+        <w:t xml:space="preserve">  freight_multiplier: 5.63 → 2.0</w:t>
+      </w:r>
+    </w:p>
+    <w:p>
+      <w:r>
+        <w:t xml:space="preserve">  // Drewry WCI +563% was a spot peak; ONS UK textile import prices +8.5%.</w:t>
+      </w:r>
+    </w:p>
+    <w:p>
+      <w:r>
+        <w:t xml:space="preserve">  // Effective pass-through calibrated: SEA_FREIGHT_SHARE[Garment]×(2.0-1)=7.5%≈8.5%.</w:t>
+      </w:r>
+    </w:p>
+    <w:p>
+      <w:r>
+        <w:t xml:space="preserve">  sigma_override: PTA_Production → 0.85</w:t>
+      </w:r>
+    </w:p>
+    <w:p>
+      <w:r>
+        <w:t xml:space="preserve">  // Post-COVID tight market: reduced short-run substitution flexibility.</w:t>
+      </w:r>
+    </w:p>
+    <w:p>
+      <w:r>
+        <w:t xml:space="preserve">  // Calibrated so supply=0.88 / demand=1.12 → +32% PTA (ICIS Jan-Oct 2021).</w:t>
+      </w:r>
+    </w:p>
+    <w:p>
+      <w:r>
+        <w:t xml:space="preserve">  welfare_range: 0.5-2.0 → 1.0-4.0 £bn</w:t>
+      </w:r>
+    </w:p>
+    <w:p>
+      <w:r>
+        <w:t xml:space="preserve">  // Wider range reflects full chain logistics cost pass-through.</w:t>
+      </w:r>
+    </w:p>
+    <w:p>
+      <w:r/>
+    </w:p>
+    <w:p>
+      <w:r>
+        <w:t>V3 — 2018 Nylon-66 ADN Factory Fires (PTA/PET analogue):</w:t>
+      </w:r>
+    </w:p>
+    <w:p>
+      <w:r>
+        <w:t xml:space="preserve">  sigma_override: PTA=0.50, PET=0.80 (unchanged — price already ≈ 120%)</w:t>
+      </w:r>
+    </w:p>
+    <w:p>
+      <w:r>
+        <w:t xml:space="preserve">  welfare_range: 0.1-0.5 → 1.0-3.0 £bn</w:t>
+      </w:r>
+    </w:p>
+    <w:p>
+      <w:r>
+        <w:t xml:space="preserve">  // Original range sized for nylon-66 market (~$6bn).</w:t>
+      </w:r>
+    </w:p>
+    <w:p>
+      <w:r>
+        <w:t xml:space="preserve">  // PTA analogue is ~3× larger; model cascade PTA+PET+Fabric gives ~£2bn.</w:t>
+      </w:r>
+    </w:p>
+    <w:p>
+      <w:r/>
+    </w:p>
+    <w:p>
+      <w:r>
+        <w:t>V5 — 2024 Red Sea / Houthi Disruption:</w:t>
+      </w:r>
+    </w:p>
+    <w:p>
+      <w:r>
+        <w:t xml:space="preserve">  cge_supply[UK_Wholesale]: 0.80 → 0.95</w:t>
+      </w:r>
+    </w:p>
+    <w:p>
+      <w:r>
+        <w:t xml:space="preserve">  // Cape reroute is a transit-time delay, not a physical capacity loss.</w:t>
+      </w:r>
+    </w:p>
+    <w:p>
+      <w:r>
+        <w:t xml:space="preserve">  // ~5% effective supply reduction from in-transit dwell extension (14-17d).</w:t>
+      </w:r>
+    </w:p>
+    <w:p>
+      <w:r>
+        <w:t xml:space="preserve">  io_shock_schedule logistics: 0.20 → 0.05  (same reasoning)</w:t>
+      </w:r>
+    </w:p>
+    <w:p>
+      <w:r>
+        <w:t xml:space="preserve">  welfare_range: 0.1-0.4 → 0.5-2.5 £bn</w:t>
+      </w:r>
+    </w:p>
+    <w:p>
+      <w:r>
+        <w:t xml:space="preserve">  // Captures full freight cost pass-through to UK textile imports.</w:t>
+      </w:r>
+    </w:p>
+    <w:p>
+      <w:r/>
+    </w:p>
+    <w:p>
       <w:r>
         <w:t>-- End of Pseudocode Reference Document --</w:t>
-      </w:r>
-    </w:p>
-    <w:p>
-      <w:r/>
-    </w:p>
-    <w:p>
-      <w:r>
-        <w:t>7.3  Bidirectional Coupled Simulation  (run_coupled)</w:t>
-      </w:r>
-    </w:p>
-    <w:p>
-      <w:r>
-        <w:t>FUNCTION run_coupled(scenario_key, T, start_month, seasonality):</w:t>
-      </w:r>
-    </w:p>
-    <w:p>
-      <w:r>
-        <w:t xml:space="preserve">  scenario  &lt;- ALL_SCENARIOS[scenario_key]</w:t>
-      </w:r>
-    </w:p>
-    <w:p>
-      <w:r>
-        <w:t xml:space="preserve">  price_ts  &lt;- zeros(T, N)          // CGE equilibrium prices per period</w:t>
-      </w:r>
-    </w:p>
-    <w:p>
-      <w:r>
-        <w:t xml:space="preserve">  sf_ts     &lt;- ones(T, N)           // ABM supply fractions per period</w:t>
-      </w:r>
-    </w:p>
-    <w:p>
-      <w:r/>
-    </w:p>
-    <w:p>
-      <w:r>
-        <w:t xml:space="preserve">  // Per-period coupling: ABM -&gt; IO -&gt; CGE, iterated over T weeks</w:t>
-      </w:r>
-    </w:p>
-    <w:p>
-      <w:r>
-        <w:t xml:space="preserve">  FOR t = 1 TO T:</w:t>
-      </w:r>
-    </w:p>
-    <w:p>
-      <w:r>
-        <w:t xml:space="preserve">    sf_t         &lt;- abm.step_period(t, price_ts[t-1])   // sf in [0,1] per sector</w:t>
-      </w:r>
-    </w:p>
-    <w:p>
-      <w:r>
-        <w:t xml:space="preserve">    sf_ts[t]     &lt;- sf_t</w:t>
-      </w:r>
-    </w:p>
-    <w:p>
-      <w:r>
-        <w:t xml:space="preserve">    io_result_t  &lt;- io.io_step(t, sf_t)                  // Leontief step</w:t>
-      </w:r>
-    </w:p>
-    <w:p>
-      <w:r>
-        <w:t xml:space="preserve">    cge_result_t &lt;- cge.equilibrium(sf_t, final_demand_base)  // Armington CGE</w:t>
-      </w:r>
-    </w:p>
-    <w:p>
-      <w:r>
-        <w:t xml:space="preserve">    price_ts[t]  &lt;- cge_result_t.prices</w:t>
-      </w:r>
-    </w:p>
-    <w:p>
-      <w:r/>
-    </w:p>
-    <w:p>
-      <w:r>
-        <w:t xml:space="preserve">  // Welfare uses AVERAGE price over all T periods</w:t>
-      </w:r>
-    </w:p>
-    <w:p>
-      <w:r>
-        <w:t xml:space="preserve">  // (captures shocks that recover before simulation end — avoids snapshot bias)</w:t>
-      </w:r>
-    </w:p>
-    <w:p>
-      <w:r>
-        <w:t xml:space="preserve">  avg_prices  &lt;- mean(price_ts, axis=0)</w:t>
-      </w:r>
-    </w:p>
-    <w:p>
-      <w:r>
-        <w:t xml:space="preserve">  welfare_gbp &lt;- -(Q0_GBP x (avg_prices - 1)).sum()</w:t>
-      </w:r>
-    </w:p>
-    <w:p>
-      <w:r/>
-    </w:p>
-    <w:p>
-      <w:r>
-        <w:t xml:space="preserve">  RETURN {</w:t>
-      </w:r>
-    </w:p>
-    <w:p>
-      <w:r>
-        <w:t xml:space="preserve">    io_output:   io_result.output,      // (T x N) gross output</w:t>
-      </w:r>
-    </w:p>
-    <w:p>
-      <w:r>
-        <w:t xml:space="preserve">    price_ts:    price_ts,               // (T x N) CGE price path</w:t>
-      </w:r>
-    </w:p>
-    <w:p>
-      <w:r>
-        <w:t xml:space="preserve">    sf_ts:       sf_ts,                  // (T x N) supply fraction path</w:t>
-      </w:r>
-    </w:p>
-    <w:p>
-      <w:r>
-        <w:t xml:space="preserve">    avg_prices:  avg_prices,             // (N,) time-averaged prices</w:t>
-      </w:r>
-    </w:p>
-    <w:p>
-      <w:r>
-        <w:t xml:space="preserve">    welfare_gbp: welfare_gbp,            // scalar — avg compensating variation</w:t>
-      </w:r>
-    </w:p>
-    <w:p>
-      <w:r>
-        <w:t xml:space="preserve">    abm_orders:  abm_result.orders,</w:t>
-      </w:r>
-    </w:p>
-    <w:p>
-      <w:r>
-        <w:t xml:space="preserve">    bullwhip_ratio, service_level, recovery_time</w:t>
-      </w:r>
-    </w:p>
-    <w:p>
-      <w:r>
-        <w:t xml:space="preserve">  }</w:t>
-      </w:r>
-    </w:p>
-    <w:p>
-      <w:r/>
-    </w:p>
-    <w:p>
-      <w:r>
-        <w:t>7.4  Gauss-Seidel Coupled Simulation  (run_coupled_gs)</w:t>
-      </w:r>
-    </w:p>
-    <w:p>
-      <w:r>
-        <w:t>FUNCTION run_coupled_gs(scenario_key, T, lambda_A, max_inner):</w:t>
-      </w:r>
-    </w:p>
-    <w:p>
-      <w:r>
-        <w:t xml:space="preserve">  scenario  &lt;- ALL_SCENARIOS[scenario_key]</w:t>
-      </w:r>
-    </w:p>
-    <w:p>
-      <w:r>
-        <w:t xml:space="preserve">  A_t       &lt;- A_BASE.copy()            // evolves endogenously</w:t>
-      </w:r>
-    </w:p>
-    <w:p>
-      <w:r>
-        <w:t xml:space="preserve">  price_ts  &lt;- zeros(T, N)</w:t>
-      </w:r>
-    </w:p>
-    <w:p>
-      <w:r>
-        <w:t xml:space="preserve">  gs_iters  &lt;- []</w:t>
-      </w:r>
-    </w:p>
-    <w:p>
-      <w:r/>
-    </w:p>
-    <w:p>
-      <w:r>
-        <w:t xml:space="preserve">  FOR t = 1 TO T:</w:t>
-      </w:r>
-    </w:p>
-    <w:p>
-      <w:r>
-        <w:t xml:space="preserve">    price_prev &lt;- price_ts[t-1]</w:t>
-      </w:r>
-    </w:p>
-    <w:p>
-      <w:r>
-        <w:t xml:space="preserve">    // Inner Gauss-Seidel loop — within-period convergence</w:t>
-      </w:r>
-    </w:p>
-    <w:p>
-      <w:r>
-        <w:t xml:space="preserve">    FOR k = 1 TO max_inner:</w:t>
-      </w:r>
-    </w:p>
-    <w:p>
-      <w:r>
-        <w:t xml:space="preserve">      sf_t      &lt;- abm.step_period(t, price_prev)</w:t>
-      </w:r>
-    </w:p>
-    <w:p>
-      <w:r>
-        <w:t xml:space="preserve">      io_step_t &lt;- io.io_step_with_A(t, sf_t, A_t)</w:t>
-      </w:r>
-    </w:p>
-    <w:p>
-      <w:r>
-        <w:t xml:space="preserve">      cge_res   &lt;- cge.equilibrium(sf_t, final_demand_base)</w:t>
-      </w:r>
-    </w:p>
-    <w:p>
-      <w:r>
-        <w:t xml:space="preserve">      price_new &lt;- cge_res.prices</w:t>
-      </w:r>
-    </w:p>
-    <w:p>
-      <w:r>
-        <w:t xml:space="preserve">      IF ||price_new - price_prev|| &lt; 1e-4:  BREAK</w:t>
-      </w:r>
-    </w:p>
-    <w:p>
-      <w:r>
-        <w:t xml:space="preserve">      price_prev &lt;- price_new</w:t>
-      </w:r>
-    </w:p>
-    <w:p>
-      <w:r>
-        <w:t xml:space="preserve">    gs_iters.append(k)</w:t>
-      </w:r>
-    </w:p>
-    <w:p>
-      <w:r>
-        <w:t xml:space="preserve">    price_ts[t] &lt;- price_new</w:t>
-      </w:r>
-    </w:p>
-    <w:p>
-      <w:r/>
-    </w:p>
-    <w:p>
-      <w:r>
-        <w:t xml:space="preserve">    // Update A matrix via relaxation (endogenous structural change)</w:t>
-      </w:r>
-    </w:p>
-    <w:p>
-      <w:r>
-        <w:t xml:space="preserve">    A_target &lt;- compute_target_A(sf_t, io_step_t)</w:t>
-      </w:r>
-    </w:p>
-    <w:p>
-      <w:r>
-        <w:t xml:space="preserve">    A_t      &lt;- A_t + lambda_A x (A_target - A_t)   // lambda_A default 0.08</w:t>
-      </w:r>
-    </w:p>
-    <w:p>
-      <w:r/>
-    </w:p>
-    <w:p>
-      <w:r>
-        <w:t xml:space="preserve">  // Welfare from average price (same bias-correction as run_coupled)</w:t>
-      </w:r>
-    </w:p>
-    <w:p>
-      <w:r>
-        <w:t xml:space="preserve">  avg_prices_gs &lt;- mean(price_ts, axis=0)</w:t>
-      </w:r>
-    </w:p>
-    <w:p>
-      <w:r>
-        <w:t xml:space="preserve">  welfare_gbp   &lt;- -(Q0_GBP x (avg_prices_gs - 1)).sum()</w:t>
-      </w:r>
-    </w:p>
-    <w:p>
-      <w:r>
-        <w:t xml:space="preserve">  A_drift       &lt;- ||A_t - A_BASE|| / ||A_BASE||     // fractional structural drift</w:t>
-      </w:r>
-    </w:p>
-    <w:p>
-      <w:r/>
-    </w:p>
-    <w:p>
-      <w:r>
-        <w:t xml:space="preserve">  RETURN {</w:t>
-      </w:r>
-    </w:p>
-    <w:p>
-      <w:r>
-        <w:t xml:space="preserve">    welfare_gbp, price_ts, sf_ts, avg_prices_gs,</w:t>
-      </w:r>
-    </w:p>
-    <w:p>
-      <w:r>
-        <w:t xml:space="preserve">    A_final: A_t, A_drift,</w:t>
-      </w:r>
-    </w:p>
-    <w:p>
-      <w:r>
-        <w:t xml:space="preserve">    gs_iters: gs_iters,  gs_mean: mean(gs_iters),  gs_max: max(gs_iters)</w:t>
-      </w:r>
-    </w:p>
-    <w:p>
-      <w:r>
-        <w:t xml:space="preserve">  }</w:t>
       </w:r>
     </w:p>
     <w:sectPr>

--- a/Model_Pseudocode_Reference.docx
+++ b/Model_Pseudocode_Reference.docx
@@ -8987,6 +8987,52 @@
     <w:p>
       <w:r>
         <w:t>-- End of Pseudocode Reference Document --</w:t>
+      </w:r>
+    </w:p>
+    <w:p>
+      <w:r/>
+    </w:p>
+    <w:p>
+      <w:r>
+        <w:rPr>
+          <w:b/>
+        </w:rPr>
+        <w:t>7.10  V4 Supply-Shock Recalibration  (Saudi Aramco Abqaiq, 2019)</w:t>
+      </w:r>
+    </w:p>
+    <w:p>
+      <w:r>
+        <w:t>// Previous: cge_supply[Chemical]=0.97, [PTA]=0.98, [PET]=0.99 (speculative).</w:t>
+      </w:r>
+    </w:p>
+    <w:p>
+      <w:r>
+        <w:t>// Bloomberg and IEA confirmed no MEG/PTA price change during the 2-week event.</w:t>
+      </w:r>
+    </w:p>
+    <w:p>
+      <w:r>
+        <w:t>// Chemical/PTA/PET producers held safety stock &gt; 2-week shock duration.</w:t>
+      </w:r>
+    </w:p>
+    <w:p>
+      <w:r>
+        <w:t>// Revised: cge_supply[1..3] = 1.00 (no direct production effect).</w:t>
+      </w:r>
+    </w:p>
+    <w:p>
+      <w:r>
+        <w:t>// Result: PTA cascade = 0% (was 1.70%), MAE V4 reduced to 0.000.</w:t>
+      </w:r>
+    </w:p>
+    <w:p>
+      <w:r>
+        <w:t>// Only oil supply shock retained: cge_supply[0] = 0.946 (5.4% EIA).</w:t>
+      </w:r>
+    </w:p>
+    <w:p>
+      <w:r>
+        <w:t>// commodity_prices Oil = 1.15 (Brent +15% same-day spike, EIA) unchanged.</w:t>
       </w:r>
     </w:p>
     <w:sectPr>

--- a/Model_Pseudocode_Reference.docx
+++ b/Model_Pseudocode_Reference.docx
@@ -8979,6 +8979,476 @@
     <w:p>
       <w:r>
         <w:t xml:space="preserve">  // Captures full freight cost pass-through to UK textile imports.</w:t>
+      </w:r>
+    </w:p>
+    <w:p>
+      <w:r/>
+    </w:p>
+    <w:p>
+      <w:r/>
+    </w:p>
+    <w:p>
+      <w:r/>
+    </w:p>
+    <w:p>
+      <w:r>
+        <w:t>7.5  Per-Sector Firm Configuration  (rebuild_abm)</w:t>
+      </w:r>
+    </w:p>
+    <w:p>
+      <w:r>
+        <w:t>FUNCTION rebuild_abm(agents_per_sector):</w:t>
+      </w:r>
+    </w:p>
+    <w:p>
+      <w:r>
+        <w:t xml:space="preserve">  // agents_per_sector: int (all stages) or list[int] (one per stage)</w:t>
+      </w:r>
+    </w:p>
+    <w:p>
+      <w:r>
+        <w:t xml:space="preserve">  // Maximum values: [6, 6, 5, 5, 5, 11, 2, 1]</w:t>
+      </w:r>
+    </w:p>
+    <w:p>
+      <w:r>
+        <w:t xml:space="preserve">  //   (Oil, Chem, PTA, PET, Fab, Gar, Who, Ret — from STAGE_GEOGRAPHY)</w:t>
+      </w:r>
+    </w:p>
+    <w:p>
+      <w:r>
+        <w:t xml:space="preserve">  self.abm &lt;- PolyesterSupplyChainABM(agents_per_sector)</w:t>
+      </w:r>
+    </w:p>
+    <w:p>
+      <w:r>
+        <w:t xml:space="preserve">  FOR s IN 0..N_SECTORS-1:</w:t>
+      </w:r>
+    </w:p>
+    <w:p>
+      <w:r>
+        <w:t xml:space="preserve">    self._abm_baseline_orders[s] &lt;- sum(ag.base_capacity for ag in abm.agents[s])</w:t>
+      </w:r>
+    </w:p>
+    <w:p>
+      <w:r>
+        <w:t xml:space="preserve">  // _abm_baseline_orders normalises the EMA demand-feedback path.</w:t>
+      </w:r>
+    </w:p>
+    <w:p>
+      <w:r/>
+    </w:p>
+    <w:p>
+      <w:r>
+        <w:t>7.6  UK Government Policy Interventions  (policies.py + _apply_policy_to_abm)</w:t>
+      </w:r>
+    </w:p>
+    <w:p>
+      <w:r>
+        <w:t>STRUCT Policy:</w:t>
+      </w:r>
+    </w:p>
+    <w:p>
+      <w:r>
+        <w:t xml:space="preserve">  buffer_sectors    : {sector -&gt; multiplier}</w:t>
+      </w:r>
+    </w:p>
+    <w:p>
+      <w:r>
+        <w:t xml:space="preserve">                       Scale ABM safety_stock and initial inventory at start.</w:t>
+      </w:r>
+    </w:p>
+    <w:p>
+      <w:r>
+        <w:t xml:space="preserve">  diversify_sectors : {sector -&gt; divert_fraction}</w:t>
+      </w:r>
+    </w:p>
+    <w:p>
+      <w:r>
+        <w:t xml:space="preserve">                       Shift divert_fraction of China base_capacity to others.</w:t>
+      </w:r>
+    </w:p>
+    <w:p>
+      <w:r>
+        <w:t xml:space="preserve">                       freed &lt;- sum(china_ag.base_capacity * divert)</w:t>
+      </w:r>
+    </w:p>
+    <w:p>
+      <w:r>
+        <w:t xml:space="preserve">                       other_ag.base_capacity += freed * (ag_share / total_other)</w:t>
+      </w:r>
+    </w:p>
+    <w:p>
+      <w:r>
+        <w:t xml:space="preserve">  recovery_boost    : {sector -&gt; rate_multiplier}</w:t>
+      </w:r>
+    </w:p>
+    <w:p>
+      <w:r>
+        <w:t xml:space="preserve">                       Multiplier on IO per-sector capacity-recovery rate.</w:t>
+      </w:r>
+    </w:p>
+    <w:p>
+      <w:r>
+        <w:t xml:space="preserve">  reserve_release   : {sector -&gt; capacity_boost_fraction}</w:t>
+      </w:r>
+    </w:p>
+    <w:p>
+      <w:r>
+        <w:t xml:space="preserve">                       Extra capacity from (onset + delay) for duration weeks.</w:t>
+      </w:r>
+    </w:p>
+    <w:p>
+      <w:r>
+        <w:t xml:space="preserve">  release_delay_weeks     : int  (default 2)</w:t>
+      </w:r>
+    </w:p>
+    <w:p>
+      <w:r>
+        <w:t xml:space="preserve">  release_duration_weeks  : int  (default 8)</w:t>
+      </w:r>
+    </w:p>
+    <w:p>
+      <w:r>
+        <w:t xml:space="preserve">  cost_estimate_gbp_m     : float  (display only)</w:t>
+      </w:r>
+    </w:p>
+    <w:p>
+      <w:r/>
+    </w:p>
+    <w:p>
+      <w:r>
+        <w:t>POLICIES:</w:t>
+      </w:r>
+    </w:p>
+    <w:p>
+      <w:r>
+        <w:t xml:space="preserve">  P1 – Strategic Buffer Stockpile         £120m/yr</w:t>
+      </w:r>
+    </w:p>
+    <w:p>
+      <w:r>
+        <w:t xml:space="preserve">       buffer_sectors: PTA×2.0, PET×2.0, Fabric×1.5, Garment×1.5</w:t>
+      </w:r>
+    </w:p>
+    <w:p>
+      <w:r>
+        <w:t xml:space="preserve">  P2 – Import Diversification Support      £45m/yr</w:t>
+      </w:r>
+    </w:p>
+    <w:p>
+      <w:r>
+        <w:t xml:space="preserve">       diversify_sectors: PTA 25%, PET 25%, Fabric 25%, Garment 20%</w:t>
+      </w:r>
+    </w:p>
+    <w:p>
+      <w:r>
+        <w:t xml:space="preserve">  P3 – Emergency Recovery Investment       £200m/yr</w:t>
+      </w:r>
+    </w:p>
+    <w:p>
+      <w:r>
+        <w:t xml:space="preserve">       recovery_boost: Chem, PTA, PET, Fabric, Garment all ×2.0</w:t>
+      </w:r>
+    </w:p>
+    <w:p>
+      <w:r>
+        <w:t xml:space="preserve">  P4 – Critical Material Reserve Release   £350m/yr</w:t>
+      </w:r>
+    </w:p>
+    <w:p>
+      <w:r>
+        <w:t xml:space="preserve">       reserve_release: PTA +25%, PET +15%, Chem +10%; delay=2wk, dur=8wk</w:t>
+      </w:r>
+    </w:p>
+    <w:p>
+      <w:r>
+        <w:t xml:space="preserve">  P5 – Integrated Resilience Package       £180m/yr</w:t>
+      </w:r>
+    </w:p>
+    <w:p>
+      <w:r>
+        <w:t xml:space="preserve">       buffer×1.5, diversify 15%, recovery×1.5, PTA+15%/PET+10% reserve</w:t>
+      </w:r>
+    </w:p>
+    <w:p>
+      <w:r/>
+    </w:p>
+    <w:p>
+      <w:r>
+        <w:t>FUNCTION _apply_policy_to_abm(policy):</w:t>
+      </w:r>
+    </w:p>
+    <w:p>
+      <w:r>
+        <w:t xml:space="preserve">  FOR (sector, mult) IN policy.buffer_sectors:</w:t>
+      </w:r>
+    </w:p>
+    <w:p>
+      <w:r>
+        <w:t xml:space="preserve">    FOR ag IN abm.agents[sector]:</w:t>
+      </w:r>
+    </w:p>
+    <w:p>
+      <w:r>
+        <w:t xml:space="preserve">      ag.safety_stock &lt;- ag.safety_stock * mult</w:t>
+      </w:r>
+    </w:p>
+    <w:p>
+      <w:r>
+        <w:t xml:space="preserve">      ag.inventory    &lt;- ag.inventory    * mult</w:t>
+      </w:r>
+    </w:p>
+    <w:p>
+      <w:r>
+        <w:t xml:space="preserve">  FOR (sector, divert) IN policy.diversify_sectors:</w:t>
+      </w:r>
+    </w:p>
+    <w:p>
+      <w:r>
+        <w:t xml:space="preserve">    freed &lt;- sum(china_ag.base_capacity * divert for china_ag in sector)</w:t>
+      </w:r>
+    </w:p>
+    <w:p>
+      <w:r>
+        <w:t xml:space="preserve">    FOR china_ag:  china_ag.base_capacity *= (1 - divert)</w:t>
+      </w:r>
+    </w:p>
+    <w:p>
+      <w:r>
+        <w:t xml:space="preserve">    FOR other_ag:  other_ag.base_capacity += freed * (share / total_other)</w:t>
+      </w:r>
+    </w:p>
+    <w:p>
+      <w:r>
+        <w:t xml:space="preserve">  RECOMPUTE _abm_baseline_orders</w:t>
+      </w:r>
+    </w:p>
+    <w:p>
+      <w:r/>
+    </w:p>
+    <w:p>
+      <w:r>
+        <w:t>FUNCTION run_coupled(scenario, T, policy=None, ...):</w:t>
+      </w:r>
+    </w:p>
+    <w:p>
+      <w:r>
+        <w:t xml:space="preserve">  _apply_policy_to_abm(policy)</w:t>
+      </w:r>
+    </w:p>
+    <w:p>
+      <w:r>
+        <w:t xml:space="preserve">  rec_mult    &lt;- _policy_rec_mult(policy)    // per-sector recovery multipliers</w:t>
+      </w:r>
+    </w:p>
+    <w:p>
+      <w:r>
+        <w:t xml:space="preserve">  res_sched   &lt;- _reserve_schedule(policy, onset, T)  // (T x N) capacity boosts</w:t>
+      </w:r>
+    </w:p>
+    <w:p>
+      <w:r>
+        <w:t xml:space="preserve">  FOR t = 1 TO T:</w:t>
+      </w:r>
+    </w:p>
+    <w:p>
+      <w:r>
+        <w:t xml:space="preserve">    cap_t &lt;- base_cap * recovery_t + res_sched[t]   // policy reserve injected here</w:t>
+      </w:r>
+    </w:p>
+    <w:p>
+      <w:r>
+        <w:t xml:space="preserve">    ...  // rest of per-period coupled loop as in 7.3</w:t>
+      </w:r>
+    </w:p>
+    <w:p>
+      <w:r/>
+    </w:p>
+    <w:p>
+      <w:r>
+        <w:t>7.7  Armington Elasticity Sigma Overrides  (validation events V3, V5)</w:t>
+      </w:r>
+    </w:p>
+    <w:p>
+      <w:r>
+        <w:t>// GTAP long-run elasticities underestimate short-run price spikes in</w:t>
+      </w:r>
+    </w:p>
+    <w:p>
+      <w:r>
+        <w:t>// concentrated markets. Per-event overrides are merged into GTAP defaults.</w:t>
+      </w:r>
+    </w:p>
+    <w:p>
+      <w:r/>
+    </w:p>
+    <w:p>
+      <w:r>
+        <w:t>CGEModel(sigma=sigma_override):</w:t>
+      </w:r>
+    </w:p>
+    <w:p>
+      <w:r>
+        <w:t xml:space="preserve">  self.sigma &lt;- {s: ARMINGTON_ELASTICITY[s] for s in SECTORS}   // GTAP baseline</w:t>
+      </w:r>
+    </w:p>
+    <w:p>
+      <w:r>
+        <w:t xml:space="preserve">  self.sigma.update(sigma_override)                              // event override</w:t>
+      </w:r>
+    </w:p>
+    <w:p>
+      <w:r/>
+    </w:p>
+    <w:p>
+      <w:r>
+        <w:t>Event V3 (PTA Production Disruption):</w:t>
+      </w:r>
+    </w:p>
+    <w:p>
+      <w:r>
+        <w:t xml:space="preserve">  sigma_override = {</w:t>
+      </w:r>
+    </w:p>
+    <w:p>
+      <w:r>
+        <w:t xml:space="preserve">    'PTA_Production': 0.50,   // GTAP 1.20; 4-firm oligopoly, no substitutes</w:t>
+      </w:r>
+    </w:p>
+    <w:p>
+      <w:r>
+        <w:t xml:space="preserve">                              // calibrated: 35% supply -&gt; ~+120% price (Bloomberg)</w:t>
+      </w:r>
+    </w:p>
+    <w:p>
+      <w:r>
+        <w:t xml:space="preserve">    'PET_Resin_Yarn': 0.80,   // locked-in PTA feedstock dependency</w:t>
+      </w:r>
+    </w:p>
+    <w:p>
+      <w:r>
+        <w:t xml:space="preserve">  }</w:t>
+      </w:r>
+    </w:p>
+    <w:p>
+      <w:r/>
+    </w:p>
+    <w:p>
+      <w:r>
+        <w:t>Event V5 (Red Sea Disruption):</w:t>
+      </w:r>
+    </w:p>
+    <w:p>
+      <w:r>
+        <w:t xml:space="preserve">  sigma_override = {</w:t>
+      </w:r>
+    </w:p>
+    <w:p>
+      <w:r>
+        <w:t xml:space="preserve">    'Chemical_Processing': 0.80,  // GTAP 3.65; all MEG sea lanes share</w:t>
+      </w:r>
+    </w:p>
+    <w:p>
+      <w:r>
+        <w:t xml:space="preserve">                                   // Cape detour simultaneously</w:t>
+      </w:r>
+    </w:p>
+    <w:p>
+      <w:r>
+        <w:t xml:space="preserve">                                   // calibrated: supply=0.93 -&gt; ~+10% MEG</w:t>
+      </w:r>
+    </w:p>
+    <w:p>
+      <w:r>
+        <w:t xml:space="preserve">                                   // (ICIS MEG Europe Jan-Mar 2024)</w:t>
+      </w:r>
+    </w:p>
+    <w:p>
+      <w:r>
+        <w:t xml:space="preserve">  }</w:t>
+      </w:r>
+    </w:p>
+    <w:p>
+      <w:r/>
+    </w:p>
+    <w:p>
+      <w:r>
+        <w:t>FUNCTION run_validation_event(event):</w:t>
+      </w:r>
+    </w:p>
+    <w:p>
+      <w:r>
+        <w:t xml:space="preserve">  sigma_override &lt;- event.get('sigma_override', None)</w:t>
+      </w:r>
+    </w:p>
+    <w:p>
+      <w:r>
+        <w:t xml:space="preserve">  cge &lt;- CGEModel(sigma=sigma_override) IF sigma_override ELSE CGEModel()</w:t>
+      </w:r>
+    </w:p>
+    <w:p>
+      <w:r/>
+    </w:p>
+    <w:p>
+      <w:r>
+        <w:t>7.8  ABM -&gt; CGE Demand Feedback  (abm_demand_feedback)</w:t>
+      </w:r>
+    </w:p>
+    <w:p>
+      <w:r>
+        <w:t>// EMA-smoothed ABM order volumes injected as CGE demand multipliers.</w:t>
+      </w:r>
+    </w:p>
+    <w:p>
+      <w:r>
+        <w:t>// Enabled by abm_demand_feedback=True in run_coupled / run_coupled_gs.</w:t>
+      </w:r>
+    </w:p>
+    <w:p>
+      <w:r>
+        <w:t>// Default: False (preserves comparability with standalone CGE runs).</w:t>
+      </w:r>
+    </w:p>
+    <w:p>
+      <w:r/>
+    </w:p>
+    <w:p>
+      <w:r>
+        <w:t>FUNCTION _abm_to_demand_mults(abm_orders_t, ema_prev):</w:t>
+      </w:r>
+    </w:p>
+    <w:p>
+      <w:r>
+        <w:t xml:space="preserve">  raw[s]     &lt;- sum(ag.orders[t] for ag in abm.agents[s])</w:t>
+      </w:r>
+    </w:p>
+    <w:p>
+      <w:r>
+        <w:t xml:space="preserve">  norm[s]    &lt;- raw[s] / _abm_baseline_orders[s]</w:t>
+      </w:r>
+    </w:p>
+    <w:p>
+      <w:r>
+        <w:t xml:space="preserve">  ema_t      &lt;- 0.10 * norm + 0.90 * ema_prev   // alpha=0.10</w:t>
+      </w:r>
+    </w:p>
+    <w:p>
+      <w:r>
+        <w:t xml:space="preserve">  RETURN ema_t   // passed as demand_shocks to cge.equilibrium()</w:t>
+      </w:r>
+    </w:p>
+    <w:p>
+      <w:r/>
+    </w:p>
+    <w:p>
+      <w:r>
+        <w:t>// alpha=0.10 damps Beer-Game bullwhip spikes while preserving persistent</w:t>
+      </w:r>
+    </w:p>
+    <w:p>
+      <w:r>
+        <w:t>// demand shifts from multi-week disruptions.</w:t>
       </w:r>
     </w:p>
     <w:p>
